--- a/doc/review/ML BOSNa_V2.docx
+++ b/doc/review/ML BOSNa_V2.docx
@@ -26,16 +26,30 @@
           <w:sz w:val="36"/>
           <w:szCs w:val="20"/>
         </w:rPr>
-        <w:t>Machine Learning-Based Streamflow Forecasting in the Bosna River Basin (Bosnia and Herzegovina)</w:t>
-      </w:r>
-    </w:p>
-    <w:p>
-      <w:pPr>
-        <w:pStyle w:val="MDPI13authornames"/>
+        <w:t>Machine Learning-Based Streamflow Forecasti</w:t>
+      </w:r>
+      <w:r>
         <w:rPr>
           <w:sz w:val="36"/>
           <w:szCs w:val="20"/>
         </w:rPr>
+        <w:t xml:space="preserve">ng </w:t>
+      </w:r>
+      <w:r>
+        <w:rPr>
+          <w:sz w:val="36"/>
+          <w:szCs w:val="20"/>
+        </w:rPr>
+        <w:t>in the Bosna River Basin (Bosnia and Herzegovina)</w:t>
+      </w:r>
+    </w:p>
+    <w:p>
+      <w:pPr>
+        <w:pStyle w:val="MDPI13authornames"/>
+        <w:rPr>
+          <w:sz w:val="36"/>
+          <w:szCs w:val="20"/>
+        </w:rPr>
       </w:pPr>
       <w:r>
         <w:rPr/>
@@ -65,7 +79,7 @@
         <w:rPr>
           <w:vertAlign w:val="superscript"/>
         </w:rPr>
-        <w:t>1,</w:t>
+        <w:t>3</w:t>
       </w:r>
     </w:p>
     <w:tbl>
@@ -224,7 +238,7 @@
       </w:hyperlink>
       <w:r>
         <w:rPr/>
-        <w:t>; marko.djukanovic@pmf.unibl.org</w:t>
+        <w:t xml:space="preserve">; </w:t>
       </w:r>
     </w:p>
     <w:p>
@@ -241,7 +255,62 @@
       <w:r>
         <w:rPr/>
         <w:tab/>
-        <w:t>Institute of Hydrology SAS, Dúbravská cesta 9, Bratislava 841 04, Slovak Republic; lescesen@uh.savba.sk</w:t>
+        <w:t xml:space="preserve">Institute of Hydrology SAS, Dúbravská cesta 9, Bratislava 841 04, Slovak Republic; </w:t>
+      </w:r>
+      <w:hyperlink r:id="rId5">
+        <w:r>
+          <w:rPr>
+            <w:rStyle w:val="InternetLink"/>
+          </w:rPr>
+          <w:t>lescesen@uh.savba.sk</w:t>
+        </w:r>
+      </w:hyperlink>
+    </w:p>
+    <w:p>
+      <w:pPr>
+        <w:pStyle w:val="MDPI16affiliation"/>
+        <w:ind w:hanging="0"/>
+        <w:rPr/>
+      </w:pPr>
+      <w:r>
+        <w:rPr>
+          <w:vertAlign w:val="superscript"/>
+        </w:rPr>
+        <w:t xml:space="preserve">3      </w:t>
+      </w:r>
+      <w:r>
+        <w:rPr/>
+        <w:t>University of Nova Gorica</w:t>
+      </w:r>
+      <w:r>
+        <w:rPr/>
+        <w:t xml:space="preserve">, Vipavska cesta 13, Rožna Dolina 5000 Nova </w:t>
+      </w:r>
+      <w:r>
+        <w:rPr/>
+        <w:t>Gorica, Slovenia</w:t>
+      </w:r>
+      <w:r>
+        <w:rPr/>
+        <w:t xml:space="preserve">; </w:t>
+      </w:r>
+      <w:hyperlink r:id="rId6">
+        <w:r>
+          <w:rPr>
+            <w:rStyle w:val="InternetLink"/>
+          </w:rPr>
+          <w:t>marko.dukanovic@</w:t>
+        </w:r>
+        <w:r>
+          <w:rPr>
+            <w:rStyle w:val="InternetLink"/>
+          </w:rPr>
+          <w:t>ung.si</w:t>
+        </w:r>
+      </w:hyperlink>
+      <w:r>
+        <w:rPr/>
+        <w:t xml:space="preserve"> </w:t>
       </w:r>
     </w:p>
     <w:p>
@@ -347,7 +416,29 @@
       </w:pPr>
       <w:r>
         <w:rPr/>
-        <w:t>As one of the key water systems in Bosnia and Herzegovina, the Bosna River Basin plays a vital role in sustaining agricultural production, industrial development, and water supply for municipalities. Accurate streamflow forecasting is fundamental to optimising water resource planning. This study explores streamflow forecasting using long-term data (1961–2020) from five meteorological and one hydrological station distributed across various sections of the basin. For precise streamflow forecasting, the study employs several machine-learning models: Random Forest, LSTM, and XGBoost. Model performance is evaluated using widely used metrics, including mean absolute error (MAE), root mean square error (RMSE), Nash–Sutcliffe efficiency (NSE), and Kling–Gupta efficiency (KGE). Among the tested models, Random Forest proves to be the most accurate for streamflow forecasting, confirming its effectiveness in capturing the complex dynamics of hydrological processes. During the testing phase, the Random Forest model achieved a Nash–Sutcliffe Efficiency (NSE) of 0.591 and a Kling–Gupta Efficiency (KGE) of 0.591, demonstrating good generalisation and reliable predictions. The results demonstrate the strength of Random Forest in capturing nonlinear hydrological patterns and supporting reliable streamflow forecasting for national water management.</w:t>
+        <w:t>As one of the key water systems in Bosnia and Herzegovina, the Bosna River Basin plays a vital role in sustaining agricultural production, industrial development, and water supply for municipalities. Accurate streamflow forecasting is fundamental to optimising water resource planning. This study explores streamflow forecasting using long-term data (1961–2020) from five meteorological and one hydrological station distributed across various sections of the basin. For precise streamflow forecasting, the study employs several machine-learning models: Random Forest, LSTM, and XGBoost. Model performance is evaluated using widely used metrics, including mean absolute error, root mean square err</w:t>
+      </w:r>
+      <w:r>
+        <w:rPr/>
+        <w:t>or</w:t>
+      </w:r>
+      <w:r>
+        <w:rPr/>
+        <w:t xml:space="preserve">, Nash–Sutcliffe efficiency (NSE), and Kling–Gupta efficiency (KGE). Among the tested models, Random Forest proves to be the most accurate for streamflow forecasting, confirming its effectiveness in capturing the complex dynamics of hydrological processes. During the testing phase, the Random Forest model achieved </w:t>
+      </w:r>
+      <w:r>
+        <w:rPr/>
+        <w:t xml:space="preserve">a </w:t>
+      </w:r>
+      <w:r>
+        <w:rPr/>
+        <w:t xml:space="preserve">NSE of 0.591 and a KGE of 0.591, demonstrating good generalisation and reliable predictions. The results demonstrate the strength of Random Forest in capturing nonlinear hydrological patterns and supporting reliable streamflow forecasting for national water management. </w:t>
+      </w:r>
+      <w:r>
+        <w:rPr>
+          <w:color w:val="FF0000"/>
+        </w:rPr>
+        <w:t xml:space="preserve">Moreover, as a novelty, explainable AI is performed using SHAP analysis to go beyond regular predictions of the models, providing a deeper understanding of the model’s performance described by the magnitude and direction of influence of each problem feature.    </w:t>
       </w:r>
     </w:p>
     <w:p>
@@ -358,10 +449,14 @@
           <w:numId w:val="0"/>
         </w:numPr>
         <w:ind w:left="3033" w:hanging="0"/>
-        <w:rPr/>
-      </w:pPr>
-      <w:r>
-        <w:rPr/>
+        <w:rPr>
+          <w:color w:val="FF0000"/>
+        </w:rPr>
+      </w:pPr>
+      <w:r>
+        <w:rPr>
+          <w:color w:val="FF0000"/>
+        </w:rPr>
       </w:r>
     </w:p>
     <w:p>
@@ -570,7 +665,7 @@
                     </pic:cNvPicPr>
                   </pic:nvPicPr>
                   <pic:blipFill>
-                    <a:blip r:embed="rId4"/>
+                    <a:blip r:embed="rId7"/>
                     <a:stretch>
                       <a:fillRect/>
                     </a:stretch>
@@ -830,7 +925,7 @@
         <w:rPr>
           <w:color w:val="C9211E"/>
         </w:rPr>
-        <w:t xml:space="preserve"> to ensure temporally consistent cross-validation. Performance metrics, including RMSE and MAE, were computed using scikit-learn.</w:t>
+        <w:t xml:space="preserve"> to ensure temporally consistent cross-validation.  </w:t>
       </w:r>
     </w:p>
     <w:p>
@@ -944,7 +1039,7 @@
         <w:rPr>
           <w:color w:val="C9211E"/>
         </w:rPr>
-        <w:t xml:space="preserve">Missing values in temperature data for the Zenica station (July--December 2017) was filled using climatological monthly means computed across all available years. No additional missing values were present after merging.  </w:t>
+        <w:t xml:space="preserve">Missing values in temperature data for the Zenica station (July-December 2017) was filled using climatological monthly means computed across all available years. No additional missing values were present after merging.  </w:t>
       </w:r>
     </w:p>
     <w:p>
@@ -1044,7 +1139,13 @@
         <w:rPr>
           <w:color w:val="C9211E"/>
         </w:rPr>
-        <w:t>) was used, meaning that temporal dependencies were not modeled through sequential input windows, but instead explicitly encoded via lagged features.: lagged precipitation (Pt-1, Pt-2, Pt-3), lagged temperature (Tt-1, Tt-2), and lagged discharge (Qt-1) were included for each station. This approach ensures consistency with the feature representation used in tree-based models while still allowing nonlinear modeling through the LSTM architecture.</w:t>
+        <w:t xml:space="preserve">) was used, meaning that temporal dependencies were not modeled through sequential input windows, but instead explicitly encoded via lagged features.: lagged precipitation (Pt-1, Pt-2, Pt-3), lagged temperature (Tt-1, Tt-2), and lagged discharge (Qt-1) were included for each station. This approach ensures consistency with the feature representation used in tree-based models while still allowing nonlinear modeling through the LSTM architecture. </w:t>
+      </w:r>
+      <w:r>
+        <w:rPr>
+          <w:color w:val="C9211E"/>
+        </w:rPr>
+        <w:t xml:space="preserve">Note that more lagged precipitation and temperature features have been involved in the experimentation, however, without any significant advantage in the overall results than those presented in the paper. </w:t>
       </w:r>
     </w:p>
     <w:p>
@@ -1118,7 +1219,15 @@
       </w:pPr>
       <w:r>
         <w:rPr/>
-        <w:t>Model performance was evaluated using hydrologically relevant efficiency metrics. Besides Minimum Absolute Error (MAE) and the Root Mean Square Error (RMSE), Nash–Sutcliffe and Kling–Gupta measures were determined. The Nash–Sutcliffe Efficiency (NSE) measures the predictive skill of a model relative to the mean of observed streamflow values and is defined as:</w:t>
+        <w:t xml:space="preserve">Model performance was evaluated using hydrologically relevant efficiency metrics. Besides Minimum Absolute Error (MAE) and the Root Mean Square Error (RMSE), Nash–Sutcliffe and Kling–Gupta measures were determined. The Nash–Sutcliffe Efficiency (NSE) </w:t>
+      </w:r>
+      <w:r>
+        <w:rPr/>
+        <w:t xml:space="preserve">[60] </w:t>
+      </w:r>
+      <w:r>
+        <w:rPr/>
+        <w:t>measures  the predictive skill of a model relative to the mean of observed streamflow values and is defined as:</w:t>
       </w:r>
     </w:p>
     <w:p>
@@ -1156,7 +1265,7 @@
                     </pic:cNvPicPr>
                   </pic:nvPicPr>
                   <pic:blipFill>
-                    <a:blip r:embed="rId5"/>
+                    <a:blip r:embed="rId8"/>
                     <a:stretch>
                       <a:fillRect/>
                     </a:stretch>
@@ -1206,7 +1315,7 @@
                     </pic:cNvPicPr>
                   </pic:nvPicPr>
                   <pic:blipFill>
-                    <a:blip r:embed="rId6"/>
+                    <a:blip r:embed="rId9"/>
                     <a:stretch>
                       <a:fillRect/>
                     </a:stretch>
@@ -1250,7 +1359,7 @@
                     </pic:cNvPicPr>
                   </pic:nvPicPr>
                   <pic:blipFill>
-                    <a:blip r:embed="rId7"/>
+                    <a:blip r:embed="rId10"/>
                     <a:stretch>
                       <a:fillRect/>
                     </a:stretch>
@@ -1294,7 +1403,7 @@
                     </pic:cNvPicPr>
                   </pic:nvPicPr>
                   <pic:blipFill>
-                    <a:blip r:embed="rId8"/>
+                    <a:blip r:embed="rId11"/>
                     <a:stretch>
                       <a:fillRect/>
                     </a:stretch>
@@ -1335,7 +1444,15 @@
       </w:pPr>
       <w:r>
         <w:rPr/>
-        <w:t>The Kling–Gupta Efficiency (KGE) decomposes model performance into correlation, bias, and variability components:</w:t>
+        <w:t xml:space="preserve">The Kling–Gupta Efficiency (KGE) </w:t>
+      </w:r>
+      <w:r>
+        <w:rPr/>
+        <w:t>[60]</w:t>
+      </w:r>
+      <w:r>
+        <w:rPr/>
+        <w:t xml:space="preserve"> decomposes model performance into correlation, bias, and variability components:</w:t>
       </w:r>
     </w:p>
     <w:p>
@@ -1374,7 +1491,7 @@
                     </pic:cNvPicPr>
                   </pic:nvPicPr>
                   <pic:blipFill>
-                    <a:blip r:embed="rId9"/>
+                    <a:blip r:embed="rId12"/>
                     <a:stretch>
                       <a:fillRect/>
                     </a:stretch>
@@ -1433,7 +1550,7 @@
                     </pic:cNvPicPr>
                   </pic:nvPicPr>
                   <pic:blipFill>
-                    <a:blip r:embed="rId10"/>
+                    <a:blip r:embed="rId13"/>
                     <a:stretch>
                       <a:fillRect/>
                     </a:stretch>
@@ -1477,7 +1594,7 @@
                     </pic:cNvPicPr>
                   </pic:nvPicPr>
                   <pic:blipFill>
-                    <a:blip r:embed="rId11"/>
+                    <a:blip r:embed="rId14"/>
                     <a:stretch>
                       <a:fillRect/>
                     </a:stretch>
@@ -1516,331 +1633,6 @@
                 <pic:pic xmlns:pic="http://schemas.openxmlformats.org/drawingml/2006/picture">
                   <pic:nvPicPr>
                     <pic:cNvPr id="9" name="Picture 19" descr=""/>
-                    <pic:cNvPicPr>
-                      <a:picLocks noChangeAspect="1" noChangeArrowheads="1"/>
-                    </pic:cNvPicPr>
-                  </pic:nvPicPr>
-                  <pic:blipFill>
-                    <a:blip r:embed="rId12"/>
-                    <a:stretch>
-                      <a:fillRect/>
-                    </a:stretch>
-                  </pic:blipFill>
-                  <pic:spPr bwMode="auto">
-                    <a:xfrm>
-                      <a:off x="0" y="0"/>
-                      <a:ext cx="76200" cy="200025"/>
-                    </a:xfrm>
-                    <a:prstGeom prst="rect">
-                      <a:avLst/>
-                    </a:prstGeom>
-                  </pic:spPr>
-                </pic:pic>
-              </a:graphicData>
-            </a:graphic>
-          </wp:inline>
-        </w:drawing>
-      </w:r>
-      <w:r>
-        <w:rPr/>
-        <w:t xml:space="preserve"> is the variability ratio between predicted and observed streamflows.</w:t>
-      </w:r>
-    </w:p>
-    <w:p>
-      <w:pPr>
-        <w:pStyle w:val="MDPI31text"/>
-        <w:rPr/>
-      </w:pPr>
-      <w:r>
-        <w:rPr/>
-        <w:t>NSE was used as the primary optimization criterion during model tuning, while KGE was employed for complementary evaluation.</w:t>
-      </w:r>
-    </w:p>
-    <w:p>
-      <w:pPr>
-        <w:pStyle w:val="MDPI31text"/>
-        <w:rPr/>
-      </w:pPr>
-      <w:r>
-        <w:rPr/>
-      </w:r>
-    </w:p>
-    <w:p>
-      <w:pPr>
-        <w:pStyle w:val="MDPI31text"/>
-        <w:rPr>
-          <w:i/>
-          <w:i/>
-          <w:iCs/>
-        </w:rPr>
-      </w:pPr>
-      <w:r>
-        <w:rPr>
-          <w:i/>
-          <w:iCs/>
-        </w:rPr>
-        <w:t>2.6. Training, Validation, and Temporal Splitting</w:t>
-      </w:r>
-    </w:p>
-    <w:p>
-      <w:pPr>
-        <w:pStyle w:val="MDPI31text"/>
-        <w:rPr/>
-      </w:pPr>
-      <w:r>
-        <w:rPr/>
-      </w:r>
-    </w:p>
-    <w:p>
-      <w:pPr>
-        <w:pStyle w:val="MDPI31text"/>
-        <w:rPr/>
-      </w:pPr>
-      <w:r>
-        <w:rPr/>
-        <w:t>To respect the temporal structure of the data and avoid information leakage, a time-based splitting strategy was adopted. The dataset was divided into training (1961–2010) and testing (2011–2020) periods.</w:t>
-      </w:r>
-    </w:p>
-    <w:p>
-      <w:pPr>
-        <w:pStyle w:val="MDPI31text"/>
-        <w:rPr/>
-      </w:pPr>
-      <w:r>
-        <w:rPr/>
-        <w:t>During the training period, rolling-origin cross-validation was performed using a time-series split with 5 folds. In this setup, validation sets always occur chronologically after the corresponding training subsets.</w:t>
-      </w:r>
-    </w:p>
-    <w:p>
-      <w:pPr>
-        <w:pStyle w:val="MDPI31text"/>
-        <w:ind w:left="0" w:hanging="0"/>
-        <w:rPr/>
-      </w:pPr>
-      <w:r>
-        <w:rPr/>
-      </w:r>
-    </w:p>
-    <w:p>
-      <w:pPr>
-        <w:pStyle w:val="MDPI31text"/>
-        <w:rPr>
-          <w:i/>
-          <w:i/>
-          <w:iCs/>
-        </w:rPr>
-      </w:pPr>
-      <w:r>
-        <w:rPr>
-          <w:i/>
-          <w:iCs/>
-        </w:rPr>
-        <w:t>2.7. Hyperparameter Tuning of XGBoost, RF, and LSTM</w:t>
-      </w:r>
-    </w:p>
-    <w:p>
-      <w:pPr>
-        <w:pStyle w:val="MDPI31text"/>
-        <w:rPr/>
-      </w:pPr>
-      <w:r>
-        <w:rPr/>
-      </w:r>
-    </w:p>
-    <w:p>
-      <w:pPr>
-        <w:pStyle w:val="MDPI31text"/>
-        <w:rPr>
-          <w:lang w:val="en-GB"/>
-        </w:rPr>
-      </w:pPr>
-      <w:r>
-        <w:rPr>
-          <w:lang w:val="en-GB"/>
-        </w:rPr>
-        <w:t>The hyperparameters of all three models were optimized using a grid search strategy coupled with time-series cross-validation applied to the training dataset, ensuring that temporal dependencies were preserved during model calibration. For the XGBoost model, the tuning process explored combinations of the number of trees, maximum tree depth, learning rate, subsampling ratio, and column subsampling ratio. For each predefined hyperparameter configuration, model performance was evaluated using the mean Nash–Sutcliffe Efficiency (NSE) across five cross-validation folds, and the configuration yielding the highest mean NSE was selected as optimal. An analogous procedure was employed for the Random Forest (RF) and Long Short-Term Memory (LSTM) models, with hyperparameter spaces tailored to their respective architectures. The optimal hyperparameters identified through this procedure were as follows: for RF, a maximum tree depth of 30, square-root feature sampling, minimum samples per leaf of 1, minimum samples for splitting of 2, and 2000 trees; for XGBoost, a column subsampling ratio of 0.8, learning rate of 0.05, maximum tree depth of 4, 600 estimators, and a subsampling ratio of 0.7; and for LSTM, 64 hidden units, a learning rate of 0.001, a batch size of 16, and 200 training epochs.</w:t>
-      </w:r>
-    </w:p>
-    <w:p>
-      <w:pPr>
-        <w:pStyle w:val="MDPI31text"/>
-        <w:rPr/>
-      </w:pPr>
-      <w:r>
-        <w:rPr/>
-      </w:r>
-    </w:p>
-    <w:p>
-      <w:pPr>
-        <w:pStyle w:val="MDPI31text"/>
-        <w:rPr>
-          <w:i/>
-          <w:i/>
-          <w:iCs/>
-        </w:rPr>
-      </w:pPr>
-      <w:r>
-        <w:rPr>
-          <w:i/>
-          <w:iCs/>
-        </w:rPr>
-        <w:t>2.8. One-Step-Ahead Forecasting and Bias Correction</w:t>
-      </w:r>
-    </w:p>
-    <w:p>
-      <w:pPr>
-        <w:pStyle w:val="MDPI31text"/>
-        <w:rPr/>
-      </w:pPr>
-      <w:r>
-        <w:rPr/>
-      </w:r>
-    </w:p>
-    <w:p>
-      <w:pPr>
-        <w:pStyle w:val="MDPI31text"/>
-        <w:rPr/>
-      </w:pPr>
-      <w:r>
-        <w:rPr>
-          <w:color w:val="C9211E"/>
-        </w:rPr>
-        <w:t xml:space="preserve">Despite achieving reasonable predictive performance, all evaluated models exhibited systematic bias in the magnitude of predicted discharge values, particularly in the form of consistent overestimation or underestimation. This behavior is commonly observed in data-driven hydrological models, which may capture temporal variability well but fail to reproduce absolute magnitudes accurately. </w:t>
-      </w:r>
-      <w:r>
-        <w:rPr/>
-        <w:t>To address this issue, a linear scaling bias correction was applied as a post-processing step.</w:t>
-      </w:r>
-    </w:p>
-    <w:p>
-      <w:pPr>
-        <w:pStyle w:val="MDPI31text"/>
-        <w:rPr/>
-      </w:pPr>
-      <w:r>
-        <w:rPr/>
-        <w:t>Using the optimized model, one-step-ahead forecasts were generated for the testing period. Systematic bias is reduced by a linear scaling correction was applied. A linear regression model was fitted between predicted and observed streamflow values on the training set:</w:t>
-      </w:r>
-    </w:p>
-    <w:p>
-      <w:pPr>
-        <w:pStyle w:val="MDPI31text"/>
-        <w:jc w:val="center"/>
-        <w:rPr/>
-      </w:pPr>
-      <w:r>
-        <w:rPr/>
-        <w:drawing>
-          <wp:inline distT="0" distB="0" distL="0" distR="0">
-            <wp:extent cx="1304925" cy="209550"/>
-            <wp:effectExtent l="0" t="0" r="0" b="0"/>
-            <wp:docPr id="10" name="Picture 23" descr=""/>
-            <wp:cNvGraphicFramePr>
-              <a:graphicFrameLocks xmlns:a="http://schemas.openxmlformats.org/drawingml/2006/main" noChangeAspect="1"/>
-            </wp:cNvGraphicFramePr>
-            <a:graphic xmlns:a="http://schemas.openxmlformats.org/drawingml/2006/main">
-              <a:graphicData uri="http://schemas.openxmlformats.org/drawingml/2006/picture">
-                <pic:pic xmlns:pic="http://schemas.openxmlformats.org/drawingml/2006/picture">
-                  <pic:nvPicPr>
-                    <pic:cNvPr id="10" name="Picture 23" descr=""/>
-                    <pic:cNvPicPr>
-                      <a:picLocks noChangeAspect="1" noChangeArrowheads="1"/>
-                    </pic:cNvPicPr>
-                  </pic:nvPicPr>
-                  <pic:blipFill>
-                    <a:blip r:embed="rId13"/>
-                    <a:stretch>
-                      <a:fillRect/>
-                    </a:stretch>
-                  </pic:blipFill>
-                  <pic:spPr bwMode="auto">
-                    <a:xfrm>
-                      <a:off x="0" y="0"/>
-                      <a:ext cx="1304925" cy="209550"/>
-                    </a:xfrm>
-                    <a:prstGeom prst="rect">
-                      <a:avLst/>
-                    </a:prstGeom>
-                  </pic:spPr>
-                </pic:pic>
-              </a:graphicData>
-            </a:graphic>
-          </wp:inline>
-        </w:drawing>
-      </w:r>
-    </w:p>
-    <w:p>
-      <w:pPr>
-        <w:pStyle w:val="MDPI31text"/>
-        <w:rPr/>
-      </w:pPr>
-      <w:r>
-        <w:rPr/>
-        <w:t xml:space="preserve"> </w:t>
-      </w:r>
-      <w:r>
-        <w:rPr/>
-        <w:t xml:space="preserve">where </w:t>
-      </w:r>
-      <w:r>
-        <w:rPr/>
-        <w:drawing>
-          <wp:inline distT="0" distB="0" distL="0" distR="0">
-            <wp:extent cx="76200" cy="200025"/>
-            <wp:effectExtent l="0" t="0" r="0" b="0"/>
-            <wp:docPr id="11" name="Picture 24" descr=""/>
-            <wp:cNvGraphicFramePr>
-              <a:graphicFrameLocks xmlns:a="http://schemas.openxmlformats.org/drawingml/2006/main" noChangeAspect="1"/>
-            </wp:cNvGraphicFramePr>
-            <a:graphic xmlns:a="http://schemas.openxmlformats.org/drawingml/2006/main">
-              <a:graphicData uri="http://schemas.openxmlformats.org/drawingml/2006/picture">
-                <pic:pic xmlns:pic="http://schemas.openxmlformats.org/drawingml/2006/picture">
-                  <pic:nvPicPr>
-                    <pic:cNvPr id="11" name="Picture 24" descr=""/>
-                    <pic:cNvPicPr>
-                      <a:picLocks noChangeAspect="1" noChangeArrowheads="1"/>
-                    </pic:cNvPicPr>
-                  </pic:nvPicPr>
-                  <pic:blipFill>
-                    <a:blip r:embed="rId14"/>
-                    <a:stretch>
-                      <a:fillRect/>
-                    </a:stretch>
-                  </pic:blipFill>
-                  <pic:spPr bwMode="auto">
-                    <a:xfrm>
-                      <a:off x="0" y="0"/>
-                      <a:ext cx="76200" cy="200025"/>
-                    </a:xfrm>
-                    <a:prstGeom prst="rect">
-                      <a:avLst/>
-                    </a:prstGeom>
-                  </pic:spPr>
-                </pic:pic>
-              </a:graphicData>
-            </a:graphic>
-          </wp:inline>
-        </w:drawing>
-      </w:r>
-      <w:r>
-        <w:rPr/>
-        <w:t xml:space="preserve"> and </w:t>
-      </w:r>
-      <w:r>
-        <w:rPr/>
-        <w:drawing>
-          <wp:inline distT="0" distB="0" distL="0" distR="0">
-            <wp:extent cx="76200" cy="200025"/>
-            <wp:effectExtent l="0" t="0" r="0" b="0"/>
-            <wp:docPr id="12" name="Picture 25" descr=""/>
-            <wp:cNvGraphicFramePr>
-              <a:graphicFrameLocks xmlns:a="http://schemas.openxmlformats.org/drawingml/2006/main" noChangeAspect="1"/>
-            </wp:cNvGraphicFramePr>
-            <a:graphic xmlns:a="http://schemas.openxmlformats.org/drawingml/2006/main">
-              <a:graphicData uri="http://schemas.openxmlformats.org/drawingml/2006/picture">
-                <pic:pic xmlns:pic="http://schemas.openxmlformats.org/drawingml/2006/picture">
-                  <pic:nvPicPr>
-                    <pic:cNvPr id="12" name="Picture 25" descr=""/>
                     <pic:cNvPicPr>
                       <a:picLocks noChangeAspect="1" noChangeArrowheads="1"/>
                     </pic:cNvPicPr>
@@ -1868,6 +1660,454 @@
       </w:r>
       <w:r>
         <w:rPr/>
+        <w:t xml:space="preserve"> is the variability ratio between predicted and observed streamflows.</w:t>
+      </w:r>
+    </w:p>
+    <w:p>
+      <w:pPr>
+        <w:pStyle w:val="MDPI31text"/>
+        <w:rPr/>
+      </w:pPr>
+      <w:r>
+        <w:rPr/>
+      </w:r>
+    </w:p>
+    <w:p>
+      <w:pPr>
+        <w:pStyle w:val="MDPI31text"/>
+        <w:rPr/>
+      </w:pPr>
+      <w:r>
+        <w:rPr/>
+        <w:t>NSE was used as the primary optimization criterion during model tuning, while KGE was employed for complementary evaluation.</w:t>
+      </w:r>
+    </w:p>
+    <w:p>
+      <w:pPr>
+        <w:pStyle w:val="MDPI31text"/>
+        <w:rPr/>
+      </w:pPr>
+      <w:r>
+        <w:rPr/>
+      </w:r>
+    </w:p>
+    <w:p>
+      <w:pPr>
+        <w:pStyle w:val="MDPI31text"/>
+        <w:rPr>
+          <w:color w:val="FF0000"/>
+        </w:rPr>
+      </w:pPr>
+      <w:r>
+        <w:rPr>
+          <w:color w:val="FF0000"/>
+        </w:rPr>
+        <w:t>For the sake of completeness, the formula for MAE is defined as</w:t>
+      </w:r>
+    </w:p>
+    <w:p>
+      <w:pPr>
+        <w:pStyle w:val="MDPI31text"/>
+        <w:rPr>
+          <w:color w:val="FF0000"/>
+        </w:rPr>
+      </w:pPr>
+      <w:r>
+        <w:rPr>
+          <w:color w:val="FF0000"/>
+        </w:rPr>
+        <w:t xml:space="preserve">                  </w:t>
+      </w:r>
+      <w:r>
+        <w:rPr>
+          <w:color w:val="FF0000"/>
+          <w:u w:val="none"/>
+        </w:rPr>
+        <w:t xml:space="preserve"> </w:t>
+      </w:r>
+      <w:r>
+        <w:rPr>
+          <w:color w:val="FF0000"/>
+          <w:u w:val="none"/>
+        </w:rPr>
+        <w:t>MAE=TODO</w:t>
+      </w:r>
+    </w:p>
+    <w:p>
+      <w:pPr>
+        <w:pStyle w:val="MDPI31text"/>
+        <w:rPr>
+          <w:color w:val="FF0000"/>
+        </w:rPr>
+      </w:pPr>
+      <w:r>
+        <w:rPr>
+          <w:color w:val="FF0000"/>
+        </w:rPr>
+      </w:r>
+    </w:p>
+    <w:p>
+      <w:pPr>
+        <w:pStyle w:val="MDPI31text"/>
+        <w:rPr>
+          <w:color w:val="FF0000"/>
+        </w:rPr>
+      </w:pPr>
+      <w:r>
+        <w:rPr>
+          <w:color w:val="FF0000"/>
+        </w:rPr>
+        <w:t xml:space="preserve">and RMSE as </w:t>
+      </w:r>
+    </w:p>
+    <w:p>
+      <w:pPr>
+        <w:pStyle w:val="MDPI31text"/>
+        <w:jc w:val="left"/>
+        <w:rPr>
+          <w:color w:val="FF0000"/>
+        </w:rPr>
+      </w:pPr>
+      <w:r>
+        <w:rPr>
+          <w:color w:val="FF0000"/>
+        </w:rPr>
+        <w:t>RMSE=TODO</w:t>
+      </w:r>
+    </w:p>
+    <w:p>
+      <w:pPr>
+        <w:pStyle w:val="MDPI31text"/>
+        <w:rPr/>
+      </w:pPr>
+      <w:r>
+        <w:rPr/>
+      </w:r>
+    </w:p>
+    <w:p>
+      <w:pPr>
+        <w:pStyle w:val="MDPI31text"/>
+        <w:rPr/>
+      </w:pPr>
+      <w:r>
+        <w:rPr/>
+      </w:r>
+    </w:p>
+    <w:p>
+      <w:pPr>
+        <w:pStyle w:val="MDPI31text"/>
+        <w:rPr>
+          <w:i/>
+          <w:i/>
+          <w:iCs/>
+        </w:rPr>
+      </w:pPr>
+      <w:r>
+        <w:rPr>
+          <w:i/>
+          <w:iCs/>
+        </w:rPr>
+        <w:t>2.6. Training, Validation, and Temporal Splitting</w:t>
+      </w:r>
+    </w:p>
+    <w:p>
+      <w:pPr>
+        <w:pStyle w:val="MDPI31text"/>
+        <w:rPr/>
+      </w:pPr>
+      <w:r>
+        <w:rPr/>
+      </w:r>
+    </w:p>
+    <w:p>
+      <w:pPr>
+        <w:pStyle w:val="MDPI31text"/>
+        <w:rPr/>
+      </w:pPr>
+      <w:r>
+        <w:rPr/>
+        <w:t>To respect the temporal structure of the data and avoid information leakage, a time-based splitting strategy was adopted. The dataset was divided into training (1961–2010) and testing (2011–2020) periods.</w:t>
+      </w:r>
+    </w:p>
+    <w:p>
+      <w:pPr>
+        <w:pStyle w:val="MDPI31text"/>
+        <w:rPr/>
+      </w:pPr>
+      <w:r>
+        <w:rPr/>
+        <w:t>During the training period, rolling-origin cross-validation was performed using a time-series split with 5 folds. In this setup, validation sets always occur chronologically after the corresponding training subsets.</w:t>
+      </w:r>
+    </w:p>
+    <w:p>
+      <w:pPr>
+        <w:pStyle w:val="MDPI31text"/>
+        <w:ind w:left="0" w:hanging="0"/>
+        <w:rPr/>
+      </w:pPr>
+      <w:r>
+        <w:rPr/>
+      </w:r>
+    </w:p>
+    <w:p>
+      <w:pPr>
+        <w:pStyle w:val="MDPI31text"/>
+        <w:rPr>
+          <w:i/>
+          <w:i/>
+          <w:iCs/>
+        </w:rPr>
+      </w:pPr>
+      <w:r>
+        <w:rPr>
+          <w:i/>
+          <w:iCs/>
+        </w:rPr>
+        <w:t>2.7. Hyperparameter Tuning of XGBoost, RF, and LSTM</w:t>
+      </w:r>
+    </w:p>
+    <w:p>
+      <w:pPr>
+        <w:pStyle w:val="MDPI31text"/>
+        <w:rPr/>
+      </w:pPr>
+      <w:r>
+        <w:rPr/>
+      </w:r>
+    </w:p>
+    <w:p>
+      <w:pPr>
+        <w:pStyle w:val="MDPI31text"/>
+        <w:rPr>
+          <w:lang w:val="en-GB"/>
+        </w:rPr>
+      </w:pPr>
+      <w:r>
+        <w:rPr>
+          <w:lang w:val="en-GB"/>
+        </w:rPr>
+        <w:t>The hyperparameters of all three models were optimized using a grid search strategy coupled with time-series cross-validation applied to the training dataset, ensuring that temporal dependencies were preserved during model calibration. For the XGBoost model, the tuning process explored combinations of the number of trees, maximum tree depth, learning rate, subsampling ratio, and column subsampling ratio. For each predefined hyperparameter configuration, model performance was evaluated using the NS</w:t>
+      </w:r>
+      <w:r>
+        <w:rPr>
+          <w:lang w:val="en-GB"/>
+        </w:rPr>
+        <w:t>E</w:t>
+      </w:r>
+      <w:r>
+        <w:rPr>
+          <w:lang w:val="en-GB"/>
+        </w:rPr>
+        <w:t xml:space="preserve"> across five cross-validation folds, and the configuration yielding the highest mean NSE was selected as optimal. An analogous procedure was employed for the Random Forest (RF) and Long Short-Term Memory (LSTM) models, with hyperparameter spaces tailored to their respective architectures. The optimal hyperparameters identified through this procedure were as follows: for RF, a maximum tree depth of 30, square-root feature sampling, minimum samples per leaf of 1, minimum samples for splitting of 2, and 2000 trees; for XGBoost, a column subsampling ratio of 0.8, learning rate of 0.05, maximum tree depth of 4, 600 estimators, and a subsampling ratio of 0.7; and for LSTM, 64 hidden units, a learning rate of 0.001, a batch size of 16, and 200 training epochs.</w:t>
+      </w:r>
+    </w:p>
+    <w:p>
+      <w:pPr>
+        <w:pStyle w:val="MDPI31text"/>
+        <w:rPr/>
+      </w:pPr>
+      <w:r>
+        <w:rPr/>
+      </w:r>
+    </w:p>
+    <w:p>
+      <w:pPr>
+        <w:pStyle w:val="MDPI31text"/>
+        <w:rPr>
+          <w:i/>
+          <w:i/>
+          <w:iCs/>
+        </w:rPr>
+      </w:pPr>
+      <w:r>
+        <w:rPr>
+          <w:i/>
+          <w:iCs/>
+        </w:rPr>
+        <w:t>2.8. One-Step-Ahead Forecasting and Bias Correction</w:t>
+      </w:r>
+    </w:p>
+    <w:p>
+      <w:pPr>
+        <w:pStyle w:val="MDPI31text"/>
+        <w:rPr/>
+      </w:pPr>
+      <w:r>
+        <w:rPr/>
+      </w:r>
+    </w:p>
+    <w:p>
+      <w:pPr>
+        <w:pStyle w:val="MDPI31text"/>
+        <w:rPr/>
+      </w:pPr>
+      <w:r>
+        <w:rPr>
+          <w:color w:val="C9211E"/>
+        </w:rPr>
+        <w:t xml:space="preserve">Despite achieving reasonable predictive performance, all evaluated models exhibited systematic bias in the magnitude of predicted discharge values, particularly in the form of consistent overestimation or underestimation. This behavior is commonly observed in data-driven hydrological models, which may capture temporal variability well but fail to reproduce absolute magnitudes accurately. </w:t>
+      </w:r>
+      <w:r>
+        <w:rPr/>
+        <w:t>To address this issue, a linear scaling bias correction was applied as a post-processing step.</w:t>
+      </w:r>
+    </w:p>
+    <w:p>
+      <w:pPr>
+        <w:pStyle w:val="MDPI31text"/>
+        <w:rPr/>
+      </w:pPr>
+      <w:r>
+        <w:rPr/>
+        <w:t>Using the optimized model, one-step-ahead forecasts were generated for the testing period. Systematic bias is reduced by a linear scaling correction was applied. A linear regression model was fitted between predicted and observed streamflow values on the training set:</w:t>
+      </w:r>
+    </w:p>
+    <w:p>
+      <w:pPr>
+        <w:pStyle w:val="MDPI31text"/>
+        <w:jc w:val="center"/>
+        <w:rPr/>
+      </w:pPr>
+      <w:r>
+        <w:rPr/>
+        <w:drawing>
+          <wp:inline distT="0" distB="0" distL="0" distR="0">
+            <wp:extent cx="1304925" cy="209550"/>
+            <wp:effectExtent l="0" t="0" r="0" b="0"/>
+            <wp:docPr id="10" name="Picture 23" descr=""/>
+            <wp:cNvGraphicFramePr>
+              <a:graphicFrameLocks xmlns:a="http://schemas.openxmlformats.org/drawingml/2006/main" noChangeAspect="1"/>
+            </wp:cNvGraphicFramePr>
+            <a:graphic xmlns:a="http://schemas.openxmlformats.org/drawingml/2006/main">
+              <a:graphicData uri="http://schemas.openxmlformats.org/drawingml/2006/picture">
+                <pic:pic xmlns:pic="http://schemas.openxmlformats.org/drawingml/2006/picture">
+                  <pic:nvPicPr>
+                    <pic:cNvPr id="10" name="Picture 23" descr=""/>
+                    <pic:cNvPicPr>
+                      <a:picLocks noChangeAspect="1" noChangeArrowheads="1"/>
+                    </pic:cNvPicPr>
+                  </pic:nvPicPr>
+                  <pic:blipFill>
+                    <a:blip r:embed="rId16"/>
+                    <a:stretch>
+                      <a:fillRect/>
+                    </a:stretch>
+                  </pic:blipFill>
+                  <pic:spPr bwMode="auto">
+                    <a:xfrm>
+                      <a:off x="0" y="0"/>
+                      <a:ext cx="1304925" cy="209550"/>
+                    </a:xfrm>
+                    <a:prstGeom prst="rect">
+                      <a:avLst/>
+                    </a:prstGeom>
+                  </pic:spPr>
+                </pic:pic>
+              </a:graphicData>
+            </a:graphic>
+          </wp:inline>
+        </w:drawing>
+      </w:r>
+    </w:p>
+    <w:p>
+      <w:pPr>
+        <w:pStyle w:val="MDPI31text"/>
+        <w:rPr/>
+      </w:pPr>
+      <w:r>
+        <w:rPr/>
+        <w:t xml:space="preserve"> </w:t>
+      </w:r>
+      <w:r>
+        <w:rPr/>
+        <w:t xml:space="preserve">where </w:t>
+      </w:r>
+      <w:r>
+        <w:rPr/>
+        <w:drawing>
+          <wp:inline distT="0" distB="0" distL="0" distR="0">
+            <wp:extent cx="76200" cy="200025"/>
+            <wp:effectExtent l="0" t="0" r="0" b="0"/>
+            <wp:docPr id="11" name="Picture 24" descr=""/>
+            <wp:cNvGraphicFramePr>
+              <a:graphicFrameLocks xmlns:a="http://schemas.openxmlformats.org/drawingml/2006/main" noChangeAspect="1"/>
+            </wp:cNvGraphicFramePr>
+            <a:graphic xmlns:a="http://schemas.openxmlformats.org/drawingml/2006/main">
+              <a:graphicData uri="http://schemas.openxmlformats.org/drawingml/2006/picture">
+                <pic:pic xmlns:pic="http://schemas.openxmlformats.org/drawingml/2006/picture">
+                  <pic:nvPicPr>
+                    <pic:cNvPr id="11" name="Picture 24" descr=""/>
+                    <pic:cNvPicPr>
+                      <a:picLocks noChangeAspect="1" noChangeArrowheads="1"/>
+                    </pic:cNvPicPr>
+                  </pic:nvPicPr>
+                  <pic:blipFill>
+                    <a:blip r:embed="rId17"/>
+                    <a:stretch>
+                      <a:fillRect/>
+                    </a:stretch>
+                  </pic:blipFill>
+                  <pic:spPr bwMode="auto">
+                    <a:xfrm>
+                      <a:off x="0" y="0"/>
+                      <a:ext cx="76200" cy="200025"/>
+                    </a:xfrm>
+                    <a:prstGeom prst="rect">
+                      <a:avLst/>
+                    </a:prstGeom>
+                  </pic:spPr>
+                </pic:pic>
+              </a:graphicData>
+            </a:graphic>
+          </wp:inline>
+        </w:drawing>
+      </w:r>
+      <w:r>
+        <w:rPr/>
+        <w:t xml:space="preserve"> and </w:t>
+      </w:r>
+      <w:r>
+        <w:rPr/>
+        <w:drawing>
+          <wp:inline distT="0" distB="0" distL="0" distR="0">
+            <wp:extent cx="76200" cy="200025"/>
+            <wp:effectExtent l="0" t="0" r="0" b="0"/>
+            <wp:docPr id="12" name="Picture 25" descr=""/>
+            <wp:cNvGraphicFramePr>
+              <a:graphicFrameLocks xmlns:a="http://schemas.openxmlformats.org/drawingml/2006/main" noChangeAspect="1"/>
+            </wp:cNvGraphicFramePr>
+            <a:graphic xmlns:a="http://schemas.openxmlformats.org/drawingml/2006/main">
+              <a:graphicData uri="http://schemas.openxmlformats.org/drawingml/2006/picture">
+                <pic:pic xmlns:pic="http://schemas.openxmlformats.org/drawingml/2006/picture">
+                  <pic:nvPicPr>
+                    <pic:cNvPr id="12" name="Picture 25" descr=""/>
+                    <pic:cNvPicPr>
+                      <a:picLocks noChangeAspect="1" noChangeArrowheads="1"/>
+                    </pic:cNvPicPr>
+                  </pic:nvPicPr>
+                  <pic:blipFill>
+                    <a:blip r:embed="rId18"/>
+                    <a:stretch>
+                      <a:fillRect/>
+                    </a:stretch>
+                  </pic:blipFill>
+                  <pic:spPr bwMode="auto">
+                    <a:xfrm>
+                      <a:off x="0" y="0"/>
+                      <a:ext cx="76200" cy="200025"/>
+                    </a:xfrm>
+                    <a:prstGeom prst="rect">
+                      <a:avLst/>
+                    </a:prstGeom>
+                  </pic:spPr>
+                </pic:pic>
+              </a:graphicData>
+            </a:graphic>
+          </wp:inline>
+        </w:drawing>
+      </w:r>
+      <w:r>
+        <w:rPr/>
         <w:t xml:space="preserve"> are regression coefficients estimated from the training data.</w:t>
       </w:r>
     </w:p>
@@ -1906,7 +2146,7 @@
             <wp:cNvGraphicFramePr/>
             <a:graphic xmlns:a="http://schemas.openxmlformats.org/drawingml/2006/main">
               <a:graphicData uri="http://schemas.openxmlformats.org/drawingml/2006/diagram">
-                <dgm:relIds xmlns:dgm="http://schemas.openxmlformats.org/drawingml/2006/diagram" xmlns:r="http://schemas.openxmlformats.org/officeDocument/2006/relationships" r:dm="rId16" r:lo="rId17" r:qs="rId18" r:cs="rId19"/>
+                <dgm:relIds xmlns:dgm="http://schemas.openxmlformats.org/drawingml/2006/diagram" xmlns:r="http://schemas.openxmlformats.org/officeDocument/2006/relationships" r:dm="rId19" r:lo="rId20" r:qs="rId21" r:cs="rId22"/>
               </a:graphicData>
             </a:graphic>
           </wp:inline>
@@ -2007,7 +2247,7 @@
     </w:p>
     <w:tbl>
       <w:tblPr>
-        <w:tblW w:w="6022" w:type="dxa"/>
+        <w:tblW w:w="6026" w:type="dxa"/>
         <w:jc w:val="center"/>
         <w:tblInd w:w="0" w:type="dxa"/>
         <w:tblLayout w:type="fixed"/>
@@ -2025,7 +2265,7 @@
         <w:gridCol w:w="911"/>
         <w:gridCol w:w="875"/>
         <w:gridCol w:w="757"/>
-        <w:gridCol w:w="755"/>
+        <w:gridCol w:w="760"/>
       </w:tblGrid>
       <w:tr>
         <w:trPr>
@@ -2173,7 +2413,7 @@
         </w:tc>
         <w:tc>
           <w:tcPr>
-            <w:tcW w:w="755" w:type="dxa"/>
+            <w:tcW w:w="760" w:type="dxa"/>
             <w:tcBorders>
               <w:top w:val="single" w:sz="4" w:space="0" w:color="000000"/>
               <w:bottom w:val="single" w:sz="4" w:space="0" w:color="000000"/>
@@ -2327,7 +2567,7 @@
         </w:tc>
         <w:tc>
           <w:tcPr>
-            <w:tcW w:w="755" w:type="dxa"/>
+            <w:tcW w:w="760" w:type="dxa"/>
             <w:tcBorders>
               <w:top w:val="single" w:sz="4" w:space="0" w:color="000000"/>
             </w:tcBorders>
@@ -2466,7 +2706,7 @@
         </w:tc>
         <w:tc>
           <w:tcPr>
-            <w:tcW w:w="755" w:type="dxa"/>
+            <w:tcW w:w="760" w:type="dxa"/>
             <w:tcBorders/>
           </w:tcPr>
           <w:p>
@@ -2602,7 +2842,7 @@
         </w:tc>
         <w:tc>
           <w:tcPr>
-            <w:tcW w:w="755" w:type="dxa"/>
+            <w:tcW w:w="760" w:type="dxa"/>
             <w:tcBorders/>
           </w:tcPr>
           <w:p>
@@ -2739,7 +2979,7 @@
         </w:tc>
         <w:tc>
           <w:tcPr>
-            <w:tcW w:w="755" w:type="dxa"/>
+            <w:tcW w:w="760" w:type="dxa"/>
             <w:tcBorders/>
           </w:tcPr>
           <w:p>
@@ -2879,7 +3119,7 @@
         </w:tc>
         <w:tc>
           <w:tcPr>
-            <w:tcW w:w="755" w:type="dxa"/>
+            <w:tcW w:w="760" w:type="dxa"/>
             <w:tcBorders/>
           </w:tcPr>
           <w:p>
@@ -3024,7 +3264,7 @@
         </w:tc>
         <w:tc>
           <w:tcPr>
-            <w:tcW w:w="755" w:type="dxa"/>
+            <w:tcW w:w="760" w:type="dxa"/>
             <w:tcBorders>
               <w:bottom w:val="single" w:sz="4" w:space="0" w:color="000000"/>
             </w:tcBorders>
@@ -3076,9 +3316,13 @@
       </w:pPr>
       <w:r>
         <w:rPr/>
+        <w:t xml:space="preserve">a)   </w:t>
+      </w:r>
+      <w:r>
+        <w:rPr/>
         <w:drawing>
           <wp:inline distT="0" distB="0" distL="0" distR="0">
-            <wp:extent cx="2898775" cy="1454150"/>
+            <wp:extent cx="2898775" cy="1625600"/>
             <wp:effectExtent l="0" t="0" r="0" b="0"/>
             <wp:docPr id="14" name="Picture 32" descr="A graph with green and blue lines&#10;&#10;AI-generated content may be incorrect."/>
             <wp:cNvGraphicFramePr>
@@ -3094,7 +3338,7 @@
                     </pic:cNvPicPr>
                   </pic:nvPicPr>
                   <pic:blipFill>
-                    <a:blip r:embed="rId21"/>
+                    <a:blip r:embed="rId24"/>
                     <a:stretch>
                       <a:fillRect/>
                     </a:stretch>
@@ -3102,7 +3346,7 @@
                   <pic:spPr bwMode="auto">
                     <a:xfrm>
                       <a:off x="0" y="0"/>
-                      <a:ext cx="2898775" cy="1454150"/>
+                      <a:ext cx="2898775" cy="1625600"/>
                     </a:xfrm>
                     <a:prstGeom prst="rect">
                       <a:avLst/>
@@ -3116,9 +3360,17 @@
       </w:r>
       <w:r>
         <w:rPr/>
+        <w:t xml:space="preserve">  </w:t>
+      </w:r>
+      <w:r>
+        <w:rPr/>
+        <w:t xml:space="preserve">b)   </w:t>
+      </w:r>
+      <w:r>
+        <w:rPr/>
         <w:drawing>
           <wp:inline distT="0" distB="0" distL="0" distR="0">
-            <wp:extent cx="2926080" cy="1463040"/>
+            <wp:extent cx="2932430" cy="1673860"/>
             <wp:effectExtent l="0" t="0" r="0" b="0"/>
             <wp:docPr id="15" name="Picture 31" descr="A graph of a graph showing the difference between a number of different types of data&#10;&#10;AI-generated content may be incorrect."/>
             <wp:cNvGraphicFramePr>
@@ -3134,7 +3386,7 @@
                     </pic:cNvPicPr>
                   </pic:nvPicPr>
                   <pic:blipFill>
-                    <a:blip r:embed="rId22"/>
+                    <a:blip r:embed="rId25"/>
                     <a:stretch>
                       <a:fillRect/>
                     </a:stretch>
@@ -3142,7 +3394,7 @@
                   <pic:spPr bwMode="auto">
                     <a:xfrm>
                       <a:off x="0" y="0"/>
-                      <a:ext cx="2926080" cy="1463040"/>
+                      <a:ext cx="2932430" cy="1673860"/>
                     </a:xfrm>
                     <a:prstGeom prst="rect">
                       <a:avLst/>
@@ -3154,11 +3406,23 @@
           </wp:inline>
         </w:drawing>
       </w:r>
+    </w:p>
+    <w:p>
+      <w:pPr>
+        <w:pStyle w:val="MDPI31text"/>
+        <w:ind w:left="0" w:hanging="0"/>
+        <w:jc w:val="center"/>
+        <w:rPr/>
+      </w:pPr>
+      <w:r>
+        <w:rPr/>
+        <w:t xml:space="preserve">c)  </w:t>
+      </w:r>
       <w:r>
         <w:rPr/>
         <w:drawing>
           <wp:inline distT="0" distB="0" distL="0" distR="0">
-            <wp:extent cx="2898775" cy="1454150"/>
+            <wp:extent cx="3176905" cy="1708150"/>
             <wp:effectExtent l="0" t="0" r="0" b="0"/>
             <wp:docPr id="16" name="Picture 33" descr="A graph with green and blue lines&#10;&#10;AI-generated content may be incorrect."/>
             <wp:cNvGraphicFramePr>
@@ -3174,7 +3438,7 @@
                     </pic:cNvPicPr>
                   </pic:nvPicPr>
                   <pic:blipFill>
-                    <a:blip r:embed="rId23"/>
+                    <a:blip r:embed="rId26"/>
                     <a:stretch>
                       <a:fillRect/>
                     </a:stretch>
@@ -3182,7 +3446,7 @@
                   <pic:spPr bwMode="auto">
                     <a:xfrm>
                       <a:off x="0" y="0"/>
-                      <a:ext cx="2898775" cy="1454150"/>
+                      <a:ext cx="3176905" cy="1708150"/>
                     </a:xfrm>
                     <a:prstGeom prst="rect">
                       <a:avLst/>
@@ -3220,13 +3484,240 @@
     </w:p>
     <w:p>
       <w:pPr>
+        <w:pStyle w:val="MDPI31text"/>
+        <w:ind w:left="2608" w:hanging="0"/>
+        <w:rPr>
+          <w:iCs/>
+        </w:rPr>
+      </w:pPr>
+      <w:r>
+        <w:rPr/>
+      </w:r>
+    </w:p>
+    <w:p>
+      <w:pPr>
+        <w:pStyle w:val="MDPI31text"/>
+        <w:ind w:hanging="0"/>
+        <w:rPr>
+          <w:color w:val="C9211E"/>
+        </w:rPr>
+      </w:pPr>
+      <w:r>
+        <w:rPr>
+          <w:color w:val="C9211E"/>
+        </w:rPr>
+        <w:t>3.1 Comparison to a rainfall--runoff model</w:t>
+      </w:r>
+    </w:p>
+    <w:p>
+      <w:pPr>
+        <w:pStyle w:val="MDPI31text"/>
+        <w:ind w:hanging="0"/>
+        <w:rPr>
+          <w:color w:val="C9211E"/>
+        </w:rPr>
+      </w:pPr>
+      <w:r>
+        <w:rPr>
+          <w:color w:val="C9211E"/>
+        </w:rPr>
+      </w:r>
+    </w:p>
+    <w:p>
+      <w:pPr>
+        <w:pStyle w:val="MDPI31text"/>
+        <w:ind w:hanging="0"/>
+        <w:jc w:val="both"/>
+        <w:rPr>
+          <w:color w:val="FF0000"/>
+        </w:rPr>
+      </w:pPr>
+      <w:r>
+        <w:rPr>
+          <w:color w:val="FF0000"/>
+        </w:rPr>
+        <w:t xml:space="preserve">The simplified conceptual rainfall--runoff model (HBV-lite) was </w:t>
+      </w:r>
+      <w:r>
+        <w:rPr>
+          <w:color w:val="FF0000"/>
+        </w:rPr>
+        <w:t>implemented</w:t>
+      </w:r>
+      <w:r>
+        <w:rPr>
+          <w:color w:val="FF0000"/>
+        </w:rPr>
+        <w:t xml:space="preserve"> as a </w:t>
+      </w:r>
+      <w:r>
+        <w:rPr>
+          <w:color w:val="FF0000"/>
+        </w:rPr>
+        <w:t xml:space="preserve">baseline </w:t>
+      </w:r>
+      <w:r>
+        <w:rPr>
+          <w:color w:val="FF0000"/>
+        </w:rPr>
+        <w:t xml:space="preserve">physically interpretable benchmark against the machine learning approaches  (Random Forest, XGBoost, and LSTM). The HBV-lite model </w:t>
+      </w:r>
+      <w:r>
+        <w:rPr>
+          <w:color w:val="FF0000"/>
+        </w:rPr>
+        <w:t>is</w:t>
+      </w:r>
+      <w:r>
+        <w:rPr>
+          <w:color w:val="FF0000"/>
+        </w:rPr>
+        <w:t xml:space="preserve"> a simplified conceptual rainfall--runoff representation inspired by the HBV framework. </w:t>
+      </w:r>
+    </w:p>
+    <w:p>
+      <w:pPr>
+        <w:pStyle w:val="MDPI31text"/>
+        <w:ind w:hanging="0"/>
+        <w:jc w:val="both"/>
+        <w:rPr>
+          <w:color w:val="FF0000"/>
+        </w:rPr>
+      </w:pPr>
+      <w:r>
+        <w:rPr>
+          <w:color w:val="FF0000"/>
+        </w:rPr>
+        <w:t xml:space="preserve">Unlike fully distributed hydrological models, the proposed version uses only precipitation and temperature as driving variables, aggregated from multiple stations into basin-average time series.  The model consists of a single soil moisture storage reservoir, where incoming precipitation increases soil water content while temperature-based evapotranspiration reduces it. A nonlinear transformation is then applied to represent runoff generation as a function of relative soil moisture, controlled by a small set of interpretable parameters governing storage capacity, </w:t>
+      </w:r>
+    </w:p>
+    <w:p>
+      <w:pPr>
+        <w:pStyle w:val="MDPI31text"/>
+        <w:ind w:hanging="0"/>
+        <w:jc w:val="both"/>
+        <w:rPr>
+          <w:color w:val="FF0000"/>
+        </w:rPr>
+      </w:pPr>
+      <w:r>
+        <w:rPr>
+          <w:color w:val="FF0000"/>
+        </w:rPr>
+        <w:t>nonlinearity, and runoff responsiveness. The resulting runoff is taken as the simulated discharg</w:t>
+      </w:r>
+      <w:r>
+        <w:rPr>
+          <w:color w:val="FF0000"/>
+        </w:rPr>
+        <w:t xml:space="preserve">e. </w:t>
+      </w:r>
+      <w:r>
+        <w:rPr>
+          <w:color w:val="FF0000"/>
+        </w:rPr>
+        <w:t>This simplified structure retains the core hydrological concept of storage–release dynamics while avoiding the need for detailed spatial information such as soil type, land use, or topography.</w:t>
+      </w:r>
+    </w:p>
+    <w:p>
+      <w:pPr>
+        <w:pStyle w:val="MDPI31text"/>
+        <w:ind w:hanging="0"/>
+        <w:jc w:val="both"/>
+        <w:rPr>
+          <w:color w:val="FF0000"/>
+        </w:rPr>
+      </w:pPr>
+      <w:r>
+        <w:rPr>
+          <w:color w:val="FF0000"/>
+        </w:rPr>
+        <w:t xml:space="preserve">  </w:t>
+      </w:r>
+      <w:r>
+        <w:rPr>
+          <w:color w:val="FF0000"/>
+        </w:rPr>
+        <w:t xml:space="preserve">The obtained results indicate a significantly lower predictive performance of the HBV-lite model compared </w:t>
+      </w:r>
+    </w:p>
+    <w:p>
+      <w:pPr>
+        <w:pStyle w:val="MDPI31text"/>
+        <w:ind w:hanging="0"/>
+        <w:jc w:val="both"/>
+        <w:rPr>
+          <w:color w:val="FF0000"/>
+        </w:rPr>
+      </w:pPr>
+      <w:r>
+        <w:rPr>
+          <w:color w:val="FF0000"/>
+        </w:rPr>
+        <w:t xml:space="preserve">  </w:t>
+      </w:r>
+      <w:r>
+        <w:rPr>
+          <w:color w:val="FF0000"/>
+        </w:rPr>
+        <w:t xml:space="preserve">to the data-driven approaches, with a training NSE of -0.539 and a testing NSE of 0.154. </w:t>
+      </w:r>
+    </w:p>
+    <w:p>
+      <w:pPr>
+        <w:pStyle w:val="MDPI31text"/>
+        <w:ind w:hanging="0"/>
+        <w:jc w:val="both"/>
+        <w:rPr>
+          <w:color w:val="FF0000"/>
+        </w:rPr>
+      </w:pPr>
+      <w:r>
+        <w:rPr>
+          <w:color w:val="FF0000"/>
+        </w:rPr>
+        <w:t xml:space="preserve">  </w:t>
+      </w:r>
+      <w:r>
+        <w:rPr>
+          <w:color w:val="FF0000"/>
+        </w:rPr>
+        <w:t xml:space="preserve">These negative train NSE value suggest that the model performs worse than a simple mean-flow predictor, indicating that the simplified conceptual </w:t>
+      </w:r>
+      <w:r>
+        <w:rPr>
+          <w:color w:val="FF0000"/>
+        </w:rPr>
+        <w:t xml:space="preserve">structure is insufficient to capture the complexity of the rainfall--runoff relationship in the Bosna River basin using the available input data. </w:t>
+      </w:r>
+    </w:p>
+    <w:p>
+      <w:pPr>
+        <w:pStyle w:val="MDPI31text"/>
+        <w:ind w:hanging="0"/>
+        <w:rPr/>
+      </w:pPr>
+      <w:r>
+        <w:rPr/>
+      </w:r>
+    </w:p>
+    <w:p>
+      <w:pPr>
         <w:pStyle w:val="MDPI22heading2"/>
         <w:spacing w:before="240" w:after="60"/>
         <w:rPr/>
       </w:pPr>
       <w:r>
         <w:rPr/>
-        <w:t>3.1. Feature Importance and Explainable Artificial Intelligence</w:t>
+        <w:t>3.</w:t>
+      </w:r>
+      <w:r>
+        <w:rPr/>
+        <w:t>2</w:t>
+      </w:r>
+      <w:r>
+        <w:rPr/>
+        <w:t xml:space="preserve"> Feature Importance and Explainable Artificial Intelligence</w:t>
       </w:r>
     </w:p>
     <w:p>
@@ -3256,7 +3747,15 @@
       </w:pPr>
       <w:r>
         <w:rPr/>
-        <w:t>3.2. Permutation-Based Feature Importance</w:t>
+        <w:t>3.</w:t>
+      </w:r>
+      <w:r>
+        <w:rPr/>
+        <w:t xml:space="preserve">3 </w:t>
+      </w:r>
+      <w:r>
+        <w:rPr/>
+        <w:t>Permutation-Based Feature Importance</w:t>
       </w:r>
     </w:p>
     <w:p>
@@ -3297,7 +3796,7 @@
                     </pic:cNvPicPr>
                   </pic:nvPicPr>
                   <pic:blipFill>
-                    <a:blip r:embed="rId24"/>
+                    <a:blip r:embed="rId27"/>
                     <a:stretch>
                       <a:fillRect/>
                     </a:stretch>
@@ -3344,7 +3843,7 @@
                     </pic:cNvPicPr>
                   </pic:nvPicPr>
                   <pic:blipFill>
-                    <a:blip r:embed="rId25"/>
+                    <a:blip r:embed="rId28"/>
                     <a:stretch>
                       <a:fillRect/>
                     </a:stretch>
@@ -3369,7 +3868,21 @@
           <w:i w:val="false"/>
           <w:iCs/>
         </w:rPr>
-        <w:t xml:space="preserve"> a performance metric, here the Nash–Sutcliffe Efficiency (NSE). The importance of feature </w:t>
+        <w:t xml:space="preserve"> a performance metric, here the NS</w:t>
+      </w:r>
+      <w:r>
+        <w:rPr>
+          <w:i w:val="false"/>
+          <w:iCs/>
+        </w:rPr>
+        <w:t>E</w:t>
+      </w:r>
+      <w:r>
+        <w:rPr>
+          <w:i w:val="false"/>
+          <w:iCs/>
+        </w:rPr>
+        <w:t xml:space="preserve">. The importance of feature </w:t>
       </w:r>
       <w:r>
         <w:rPr/>
@@ -3386,170 +3899,6 @@
                 <pic:pic xmlns:pic="http://schemas.openxmlformats.org/drawingml/2006/picture">
                   <pic:nvPicPr>
                     <pic:cNvPr id="19" name="Image2" descr=""/>
-                    <pic:cNvPicPr>
-                      <a:picLocks noChangeAspect="1" noChangeArrowheads="1"/>
-                    </pic:cNvPicPr>
-                  </pic:nvPicPr>
-                  <pic:blipFill>
-                    <a:blip r:embed="rId26"/>
-                    <a:stretch>
-                      <a:fillRect/>
-                    </a:stretch>
-                  </pic:blipFill>
-                  <pic:spPr bwMode="auto">
-                    <a:xfrm>
-                      <a:off x="0" y="0"/>
-                      <a:ext cx="133350" cy="209550"/>
-                    </a:xfrm>
-                    <a:prstGeom prst="rect">
-                      <a:avLst/>
-                    </a:prstGeom>
-                  </pic:spPr>
-                </pic:pic>
-              </a:graphicData>
-            </a:graphic>
-          </wp:inline>
-        </w:drawing>
-      </w:r>
-      <w:r>
-        <w:rPr>
-          <w:i w:val="false"/>
-          <w:iCs/>
-        </w:rPr>
-        <w:t xml:space="preserve"> is computed as:</w:t>
-      </w:r>
-    </w:p>
-    <w:p>
-      <w:pPr>
-        <w:pStyle w:val="MDPI22heading2"/>
-        <w:spacing w:before="240" w:after="60"/>
-        <w:jc w:val="center"/>
-        <w:rPr>
-          <w:i w:val="false"/>
-          <w:i w:val="false"/>
-          <w:iCs/>
-        </w:rPr>
-      </w:pPr>
-      <w:r>
-        <w:rPr/>
-        <w:drawing>
-          <wp:inline distT="0" distB="0" distL="0" distR="0">
-            <wp:extent cx="1857375" cy="209550"/>
-            <wp:effectExtent l="0" t="0" r="0" b="0"/>
-            <wp:docPr id="20" name="Image3" descr=""/>
-            <wp:cNvGraphicFramePr>
-              <a:graphicFrameLocks xmlns:a="http://schemas.openxmlformats.org/drawingml/2006/main" noChangeAspect="1"/>
-            </wp:cNvGraphicFramePr>
-            <a:graphic xmlns:a="http://schemas.openxmlformats.org/drawingml/2006/main">
-              <a:graphicData uri="http://schemas.openxmlformats.org/drawingml/2006/picture">
-                <pic:pic xmlns:pic="http://schemas.openxmlformats.org/drawingml/2006/picture">
-                  <pic:nvPicPr>
-                    <pic:cNvPr id="20" name="Image3" descr=""/>
-                    <pic:cNvPicPr>
-                      <a:picLocks noChangeAspect="1" noChangeArrowheads="1"/>
-                    </pic:cNvPicPr>
-                  </pic:nvPicPr>
-                  <pic:blipFill>
-                    <a:blip r:embed="rId27"/>
-                    <a:stretch>
-                      <a:fillRect/>
-                    </a:stretch>
-                  </pic:blipFill>
-                  <pic:spPr bwMode="auto">
-                    <a:xfrm>
-                      <a:off x="0" y="0"/>
-                      <a:ext cx="1857375" cy="209550"/>
-                    </a:xfrm>
-                    <a:prstGeom prst="rect">
-                      <a:avLst/>
-                    </a:prstGeom>
-                  </pic:spPr>
-                </pic:pic>
-              </a:graphicData>
-            </a:graphic>
-          </wp:inline>
-        </w:drawing>
-      </w:r>
-    </w:p>
-    <w:p>
-      <w:pPr>
-        <w:pStyle w:val="MDPI22heading2"/>
-        <w:spacing w:before="240" w:after="60"/>
-        <w:rPr>
-          <w:i w:val="false"/>
-          <w:i w:val="false"/>
-          <w:iCs/>
-        </w:rPr>
-      </w:pPr>
-      <w:r>
-        <w:rPr>
-          <w:i w:val="false"/>
-          <w:iCs/>
-        </w:rPr>
-        <w:t xml:space="preserve">where </w:t>
-      </w:r>
-      <w:r>
-        <w:rPr/>
-        <w:drawing>
-          <wp:inline distT="0" distB="0" distL="0" distR="0">
-            <wp:extent cx="314325" cy="209550"/>
-            <wp:effectExtent l="0" t="0" r="0" b="0"/>
-            <wp:docPr id="21" name="Image4" descr=""/>
-            <wp:cNvGraphicFramePr>
-              <a:graphicFrameLocks xmlns:a="http://schemas.openxmlformats.org/drawingml/2006/main" noChangeAspect="1"/>
-            </wp:cNvGraphicFramePr>
-            <a:graphic xmlns:a="http://schemas.openxmlformats.org/drawingml/2006/main">
-              <a:graphicData uri="http://schemas.openxmlformats.org/drawingml/2006/picture">
-                <pic:pic xmlns:pic="http://schemas.openxmlformats.org/drawingml/2006/picture">
-                  <pic:nvPicPr>
-                    <pic:cNvPr id="21" name="Image4" descr=""/>
-                    <pic:cNvPicPr>
-                      <a:picLocks noChangeAspect="1" noChangeArrowheads="1"/>
-                    </pic:cNvPicPr>
-                  </pic:nvPicPr>
-                  <pic:blipFill>
-                    <a:blip r:embed="rId28"/>
-                    <a:stretch>
-                      <a:fillRect/>
-                    </a:stretch>
-                  </pic:blipFill>
-                  <pic:spPr bwMode="auto">
-                    <a:xfrm>
-                      <a:off x="0" y="0"/>
-                      <a:ext cx="314325" cy="209550"/>
-                    </a:xfrm>
-                    <a:prstGeom prst="rect">
-                      <a:avLst/>
-                    </a:prstGeom>
-                  </pic:spPr>
-                </pic:pic>
-              </a:graphicData>
-            </a:graphic>
-          </wp:inline>
-        </w:drawing>
-      </w:r>
-      <w:r>
-        <w:rPr>
-          <w:i w:val="false"/>
-          <w:iCs/>
-        </w:rPr>
-        <w:t xml:space="preserve"> denotes the input matrix with feature </w:t>
-      </w:r>
-      <w:r>
-        <w:rPr/>
-        <w:drawing>
-          <wp:inline distT="0" distB="0" distL="0" distR="0">
-            <wp:extent cx="133350" cy="209550"/>
-            <wp:effectExtent l="0" t="0" r="0" b="0"/>
-            <wp:docPr id="22" name="Picture 34" descr=""/>
-            <wp:cNvGraphicFramePr>
-              <a:graphicFrameLocks xmlns:a="http://schemas.openxmlformats.org/drawingml/2006/main" noChangeAspect="1"/>
-            </wp:cNvGraphicFramePr>
-            <a:graphic xmlns:a="http://schemas.openxmlformats.org/drawingml/2006/main">
-              <a:graphicData uri="http://schemas.openxmlformats.org/drawingml/2006/picture">
-                <pic:pic xmlns:pic="http://schemas.openxmlformats.org/drawingml/2006/picture">
-                  <pic:nvPicPr>
-                    <pic:cNvPr id="22" name="Picture 34" descr=""/>
                     <pic:cNvPicPr>
                       <a:picLocks noChangeAspect="1" noChangeArrowheads="1"/>
                     </pic:cNvPicPr>
@@ -3580,13 +3929,14 @@
           <w:i w:val="false"/>
           <w:iCs/>
         </w:rPr>
-        <w:t xml:space="preserve"> permuted across samples.</w:t>
+        <w:t xml:space="preserve"> is computed as:</w:t>
       </w:r>
     </w:p>
     <w:p>
       <w:pPr>
         <w:pStyle w:val="MDPI22heading2"/>
         <w:spacing w:before="240" w:after="60"/>
+        <w:jc w:val="center"/>
         <w:rPr>
           <w:i w:val="false"/>
           <w:i w:val="false"/>
@@ -3594,11 +3944,44 @@
         </w:rPr>
       </w:pPr>
       <w:r>
-        <w:rPr>
-          <w:i w:val="false"/>
-          <w:iCs/>
-        </w:rPr>
-        <w:t>A larger decrease in NSE indicates a more influential feature. This model-agnostic approach enables consistent interpretation across both tree-based and neural network models and directly reflects the impact of each feature on predictive skill.</w:t>
+        <w:rPr/>
+        <w:drawing>
+          <wp:inline distT="0" distB="0" distL="0" distR="0">
+            <wp:extent cx="1857375" cy="209550"/>
+            <wp:effectExtent l="0" t="0" r="0" b="0"/>
+            <wp:docPr id="20" name="Image3" descr=""/>
+            <wp:cNvGraphicFramePr>
+              <a:graphicFrameLocks xmlns:a="http://schemas.openxmlformats.org/drawingml/2006/main" noChangeAspect="1"/>
+            </wp:cNvGraphicFramePr>
+            <a:graphic xmlns:a="http://schemas.openxmlformats.org/drawingml/2006/main">
+              <a:graphicData uri="http://schemas.openxmlformats.org/drawingml/2006/picture">
+                <pic:pic xmlns:pic="http://schemas.openxmlformats.org/drawingml/2006/picture">
+                  <pic:nvPicPr>
+                    <pic:cNvPr id="20" name="Image3" descr=""/>
+                    <pic:cNvPicPr>
+                      <a:picLocks noChangeAspect="1" noChangeArrowheads="1"/>
+                    </pic:cNvPicPr>
+                  </pic:nvPicPr>
+                  <pic:blipFill>
+                    <a:blip r:embed="rId30"/>
+                    <a:stretch>
+                      <a:fillRect/>
+                    </a:stretch>
+                  </pic:blipFill>
+                  <pic:spPr bwMode="auto">
+                    <a:xfrm>
+                      <a:off x="0" y="0"/>
+                      <a:ext cx="1857375" cy="209550"/>
+                    </a:xfrm>
+                    <a:prstGeom prst="rect">
+                      <a:avLst/>
+                    </a:prstGeom>
+                  </pic:spPr>
+                </pic:pic>
+              </a:graphicData>
+            </a:graphic>
+          </wp:inline>
+        </w:drawing>
       </w:r>
     </w:p>
     <w:p>
@@ -3616,6 +3999,101 @@
           <w:i w:val="false"/>
           <w:iCs/>
         </w:rPr>
+        <w:t xml:space="preserve">where </w:t>
+      </w:r>
+      <w:r>
+        <w:rPr/>
+        <w:drawing>
+          <wp:inline distT="0" distB="0" distL="0" distR="0">
+            <wp:extent cx="314325" cy="209550"/>
+            <wp:effectExtent l="0" t="0" r="0" b="0"/>
+            <wp:docPr id="21" name="Image4" descr=""/>
+            <wp:cNvGraphicFramePr>
+              <a:graphicFrameLocks xmlns:a="http://schemas.openxmlformats.org/drawingml/2006/main" noChangeAspect="1"/>
+            </wp:cNvGraphicFramePr>
+            <a:graphic xmlns:a="http://schemas.openxmlformats.org/drawingml/2006/main">
+              <a:graphicData uri="http://schemas.openxmlformats.org/drawingml/2006/picture">
+                <pic:pic xmlns:pic="http://schemas.openxmlformats.org/drawingml/2006/picture">
+                  <pic:nvPicPr>
+                    <pic:cNvPr id="21" name="Image4" descr=""/>
+                    <pic:cNvPicPr>
+                      <a:picLocks noChangeAspect="1" noChangeArrowheads="1"/>
+                    </pic:cNvPicPr>
+                  </pic:nvPicPr>
+                  <pic:blipFill>
+                    <a:blip r:embed="rId31"/>
+                    <a:stretch>
+                      <a:fillRect/>
+                    </a:stretch>
+                  </pic:blipFill>
+                  <pic:spPr bwMode="auto">
+                    <a:xfrm>
+                      <a:off x="0" y="0"/>
+                      <a:ext cx="314325" cy="209550"/>
+                    </a:xfrm>
+                    <a:prstGeom prst="rect">
+                      <a:avLst/>
+                    </a:prstGeom>
+                  </pic:spPr>
+                </pic:pic>
+              </a:graphicData>
+            </a:graphic>
+          </wp:inline>
+        </w:drawing>
+      </w:r>
+      <w:r>
+        <w:rPr>
+          <w:i w:val="false"/>
+          <w:iCs/>
+        </w:rPr>
+        <w:t xml:space="preserve"> denotes the input matrix with feature </w:t>
+      </w:r>
+      <w:r>
+        <w:rPr/>
+        <w:drawing>
+          <wp:inline distT="0" distB="0" distL="0" distR="0">
+            <wp:extent cx="133350" cy="209550"/>
+            <wp:effectExtent l="0" t="0" r="0" b="0"/>
+            <wp:docPr id="22" name="Picture 34" descr=""/>
+            <wp:cNvGraphicFramePr>
+              <a:graphicFrameLocks xmlns:a="http://schemas.openxmlformats.org/drawingml/2006/main" noChangeAspect="1"/>
+            </wp:cNvGraphicFramePr>
+            <a:graphic xmlns:a="http://schemas.openxmlformats.org/drawingml/2006/main">
+              <a:graphicData uri="http://schemas.openxmlformats.org/drawingml/2006/picture">
+                <pic:pic xmlns:pic="http://schemas.openxmlformats.org/drawingml/2006/picture">
+                  <pic:nvPicPr>
+                    <pic:cNvPr id="22" name="Picture 34" descr=""/>
+                    <pic:cNvPicPr>
+                      <a:picLocks noChangeAspect="1" noChangeArrowheads="1"/>
+                    </pic:cNvPicPr>
+                  </pic:nvPicPr>
+                  <pic:blipFill>
+                    <a:blip r:embed="rId32"/>
+                    <a:stretch>
+                      <a:fillRect/>
+                    </a:stretch>
+                  </pic:blipFill>
+                  <pic:spPr bwMode="auto">
+                    <a:xfrm>
+                      <a:off x="0" y="0"/>
+                      <a:ext cx="133350" cy="209550"/>
+                    </a:xfrm>
+                    <a:prstGeom prst="rect">
+                      <a:avLst/>
+                    </a:prstGeom>
+                  </pic:spPr>
+                </pic:pic>
+              </a:graphicData>
+            </a:graphic>
+          </wp:inline>
+        </w:drawing>
+      </w:r>
+      <w:r>
+        <w:rPr>
+          <w:i w:val="false"/>
+          <w:iCs/>
+        </w:rPr>
+        <w:t xml:space="preserve"> permuted across samples.</w:t>
       </w:r>
     </w:p>
     <w:p>
@@ -3633,6 +4111,23 @@
           <w:i w:val="false"/>
           <w:iCs/>
         </w:rPr>
+        <w:t>A larger decrease in NSE indicates a more influential feature. This model-agnostic approach enables consistent interpretation across both tree-based and neural network models and directly reflects the impact of each feature on predictive skill.</w:t>
+      </w:r>
+      <w:r>
+        <w:rPr>
+          <w:i w:val="false"/>
+          <w:iCs/>
+          <w:color w:val="C9211E"/>
+        </w:rPr>
+        <w:t xml:space="preserve"> </w:t>
+      </w:r>
+      <w:r>
+        <w:rPr>
+          <w:i w:val="false"/>
+          <w:iCs/>
+          <w:color w:val="C9211E"/>
+        </w:rPr>
+        <w:t xml:space="preserve">More about the explainable AI and its application see [61]. </w:t>
       </w:r>
     </w:p>
     <w:p>
@@ -3650,7 +4145,55 @@
           <w:i w:val="false"/>
           <w:iCs/>
         </w:rPr>
-        <w:t xml:space="preserve">3.2. </w:t>
+      </w:r>
+    </w:p>
+    <w:p>
+      <w:pPr>
+        <w:pStyle w:val="MDPI22heading2"/>
+        <w:spacing w:before="240" w:after="60"/>
+        <w:rPr>
+          <w:i w:val="false"/>
+          <w:i w:val="false"/>
+          <w:iCs/>
+        </w:rPr>
+      </w:pPr>
+      <w:r>
+        <w:rPr>
+          <w:i w:val="false"/>
+          <w:iCs/>
+        </w:rPr>
+      </w:r>
+    </w:p>
+    <w:p>
+      <w:pPr>
+        <w:pStyle w:val="MDPI22heading2"/>
+        <w:spacing w:before="240" w:after="60"/>
+        <w:rPr>
+          <w:i w:val="false"/>
+          <w:i w:val="false"/>
+          <w:iCs/>
+        </w:rPr>
+      </w:pPr>
+      <w:r>
+        <w:rPr>
+          <w:i w:val="false"/>
+          <w:iCs/>
+        </w:rPr>
+        <w:t>3.</w:t>
+      </w:r>
+      <w:r>
+        <w:rPr>
+          <w:i w:val="false"/>
+          <w:iCs/>
+        </w:rPr>
+        <w:t>4</w:t>
+      </w:r>
+      <w:r>
+        <w:rPr>
+          <w:i w:val="false"/>
+          <w:iCs/>
+        </w:rPr>
+        <w:t xml:space="preserve"> </w:t>
       </w:r>
       <w:r>
         <w:rPr/>
@@ -3691,9 +4234,13 @@
       </w:pPr>
       <w:r>
         <w:rPr/>
+        <w:t>a</w:t>
+      </w:r>
+      <w:r>
+        <w:rPr/>
         <w:drawing>
           <wp:inline distT="0" distB="0" distL="0" distR="0">
-            <wp:extent cx="3251200" cy="2251710"/>
+            <wp:extent cx="2722880" cy="1885950"/>
             <wp:effectExtent l="0" t="0" r="0" b="0"/>
             <wp:docPr id="23" name="Image5" descr="A graph with red and green squares&#10;&#10;AI-generated content may be incorrect."/>
             <wp:cNvGraphicFramePr>
@@ -3709,7 +4256,7 @@
                     </pic:cNvPicPr>
                   </pic:nvPicPr>
                   <pic:blipFill>
-                    <a:blip r:embed="rId30"/>
+                    <a:blip r:embed="rId33"/>
                     <a:stretch>
                       <a:fillRect/>
                     </a:stretch>
@@ -3717,7 +4264,7 @@
                   <pic:spPr bwMode="auto">
                     <a:xfrm>
                       <a:off x="0" y="0"/>
-                      <a:ext cx="3251200" cy="2251710"/>
+                      <a:ext cx="2722880" cy="1885950"/>
                     </a:xfrm>
                     <a:prstGeom prst="rect">
                       <a:avLst/>
@@ -3731,9 +4278,13 @@
       </w:r>
       <w:r>
         <w:rPr/>
+        <w:t xml:space="preserve">b) </w:t>
+      </w:r>
+      <w:r>
+        <w:rPr/>
         <w:drawing>
           <wp:inline distT="0" distB="0" distL="0" distR="0">
-            <wp:extent cx="3319780" cy="2258695"/>
+            <wp:extent cx="2766060" cy="1882140"/>
             <wp:effectExtent l="0" t="0" r="0" b="0"/>
             <wp:docPr id="24" name="Picture 35" descr="A green and red bar graph&#10;&#10;AI-generated content may be incorrect."/>
             <wp:cNvGraphicFramePr>
@@ -3749,7 +4300,7 @@
                     </pic:cNvPicPr>
                   </pic:nvPicPr>
                   <pic:blipFill>
-                    <a:blip r:embed="rId31"/>
+                    <a:blip r:embed="rId34"/>
                     <a:stretch>
                       <a:fillRect/>
                     </a:stretch>
@@ -3757,7 +4308,7 @@
                   <pic:spPr bwMode="auto">
                     <a:xfrm>
                       <a:off x="0" y="0"/>
-                      <a:ext cx="3319780" cy="2258695"/>
+                      <a:ext cx="2766060" cy="1882140"/>
                     </a:xfrm>
                     <a:prstGeom prst="rect">
                       <a:avLst/>
@@ -3782,6 +4333,10 @@
           <w:iCs/>
         </w:rPr>
       </w:pPr>
+      <w:r>
+        <w:rPr/>
+        <w:t xml:space="preserve">c) </w:t>
+      </w:r>
       <w:r>
         <w:rPr/>
         <w:drawing>
@@ -3802,7 +4357,7 @@
                     </pic:cNvPicPr>
                   </pic:nvPicPr>
                   <pic:blipFill>
-                    <a:blip r:embed="rId32"/>
+                    <a:blip r:embed="rId35"/>
                     <a:stretch>
                       <a:fillRect/>
                     </a:stretch>
@@ -3843,7 +4398,19 @@
         <w:rPr>
           <w:iCs/>
         </w:rPr>
-        <w:t xml:space="preserve"> Direction and magnitude of the five most influential features identified through explainable artificial intelligence analysis: (a) XGBoost, (b) Random Forest, and (c) LSTM. Bars indicate the decrease in Nash–Sutcliffe Efficiency (NSE) after feature permutation, while color denotes the direction of influence (positive (green) or negative (red) contribution to predicted streamflows).</w:t>
+        <w:t xml:space="preserve"> Direction and magnitude of the five most influential features identified through explainable artificial intelligence analysis: (a) XGBoost, (b) Random Forest, and (c) LSTM. Bars indicate the decrease in </w:t>
+      </w:r>
+      <w:r>
+        <w:rPr>
+          <w:iCs/>
+        </w:rPr>
+        <w:t>NSE</w:t>
+      </w:r>
+      <w:r>
+        <w:rPr>
+          <w:iCs/>
+        </w:rPr>
+        <w:t xml:space="preserve"> after feature permutation, while color denotes the direction of influence (positive (green) or negative (red) contribution to predicted streamflows).</w:t>
       </w:r>
     </w:p>
     <w:p>
@@ -3939,7 +4506,7 @@
         <w:rPr>
           <w:lang w:val="en-GB"/>
         </w:rPr>
-        <w:t xml:space="preserve">In contrast, the LSTM model struggles to learn streamflow dynamics effectively (training NSE = 0.443; testing NSE = 0.445), and its predictions show greater dispersion around the 1:1 line and weaker reproduction of peaks and troughs in Figure 3c. This appears to contradict recent studies in which LSTM networks substantially outperform traditional models in daily rainfall–runoff and streamflow forecasting when large, information-rich datasets are available </w:t>
+        <w:t xml:space="preserve">In contrast, the LSTM model struggles to learn streamflow dynamics effectively (training NSE = 0.443; testing NSE = 0.445), and its predictions show greater dispersion   and weaker reproduction of peaks and troughs in Figure 3c. This appears to contradict recent studies in which LSTM networks substantially outperform traditional models in daily rainfall–runoff and streamflow forecasting when large, information-rich datasets are available </w:t>
       </w:r>
       <w:r>
         <w:rPr/>
@@ -4147,7 +4714,19 @@
         <w:rPr>
           <w:color w:val="FF0000"/>
         </w:rPr>
-        <w:t xml:space="preserve"> direct comparisons with conceptual rainfall--runoff models to further assess the strengths and limitations of data-driven methods.</w:t>
+        <w:t xml:space="preserve"> direct comparisons with </w:t>
+      </w:r>
+      <w:r>
+        <w:rPr>
+          <w:color w:val="FF0000"/>
+        </w:rPr>
+        <w:t xml:space="preserve">more powerful </w:t>
+      </w:r>
+      <w:r>
+        <w:rPr>
+          <w:color w:val="FF0000"/>
+        </w:rPr>
+        <w:t>conceptual rainfall--runoff models to further assess the strengths and limitations of data-driven methods.</w:t>
       </w:r>
     </w:p>
     <w:p>
@@ -4233,7 +4812,7 @@
         <w:rPr/>
         <w:t xml:space="preserve"> For research articles with several authors, a short paragraph specifying their individual contributions must be provided. The following statements should be used “Conceptualization, S.G. and M.Ð.; methodology, I.L.; software, M.Ð.; validation, S..G, and I.L.; formal analysis, S.G.; investigation, S.G.; resources, S.G.; data curation, M.Ð.; writing—original draft preparation, S.G.; writing—review and editing, S.G.; visualization, S.G.; supervision, I.L.; project administration, S.G.; funding acquisition, I.L. All authors have read and agreed to the published version of the manuscript.” Please turn to the </w:t>
       </w:r>
-      <w:hyperlink r:id="rId33">
+      <w:hyperlink r:id="rId36">
         <w:r>
           <w:rPr>
             <w:rStyle w:val="InternetLink"/>
@@ -4259,7 +4838,57 @@
       </w:r>
       <w:r>
         <w:rPr/>
-        <w:t xml:space="preserve"> Please add: “This research received no external funding” or “This research was funded by NAME OF FUNDER, grant number XXX” and “The APC was funded by XXX”. Check carefully that the details given are accurate and use the standard spelling of funding agency names at https://search.crossref.org/funding. Any errors may affect your future funding.</w:t>
+        <w:t xml:space="preserve">   This publication is co-funded by the European Union’s Horizon Europe research and innovation progr</w:t>
+      </w:r>
+      <w:r>
+        <w:rPr/>
+        <w:t xml:space="preserve">am </w:t>
+      </w:r>
+      <w:r>
+        <w:rPr/>
+        <w:t>under the MSCA COFUND Postdoctoral Programme (grant agre</w:t>
+      </w:r>
+      <w:r>
+        <w:rPr/>
+        <w:t>e</w:t>
+      </w:r>
+      <w:r>
+        <w:rPr/>
+        <w:t>ment No. 101081355 – SMASH), and by the Republic of Slove</w:t>
+      </w:r>
+      <w:r>
+        <w:rPr/>
+        <w:t xml:space="preserve">nia </w:t>
+      </w:r>
+      <w:r>
+        <w:rPr/>
+        <w:t>and the European Union through the European Regional Develo</w:t>
+      </w:r>
+      <w:r>
+        <w:rPr/>
+        <w:t>p</w:t>
+      </w:r>
+      <w:r>
+        <w:rPr/>
+        <w:t>ment Fund. Views and opinions expressed are those of the authors</w:t>
+      </w:r>
+    </w:p>
+    <w:p>
+      <w:pPr>
+        <w:pStyle w:val="MDPI62backmatter"/>
+        <w:rPr/>
+      </w:pPr>
+      <w:r>
+        <w:rPr/>
+        <w:t xml:space="preserve">only and do not necessarily reflect those of the European Unionor the European Research Executive Agency (REA). Neither </w:t>
+      </w:r>
+      <w:r>
+        <w:rPr/>
+        <w:t xml:space="preserve">the </w:t>
+      </w:r>
+      <w:r>
+        <w:rPr/>
+        <w:t>European Union nor the REA can be held responsible for them.</w:t>
       </w:r>
     </w:p>
     <w:p>
@@ -4953,7 +5582,7 @@
         <w:rPr/>
         <w:t xml:space="preserve">, 457. </w:t>
       </w:r>
-      <w:hyperlink r:id="rId34">
+      <w:hyperlink r:id="rId37">
         <w:r>
           <w:rPr>
             <w:rStyle w:val="InternetLink"/>
@@ -5009,7 +5638,7 @@
         <w:rPr/>
         <w:t xml:space="preserve">102549. </w:t>
       </w:r>
-      <w:hyperlink r:id="rId35">
+      <w:hyperlink r:id="rId38">
         <w:r>
           <w:rPr>
             <w:rStyle w:val="InternetLink"/>
@@ -5065,7 +5694,7 @@
         <w:rPr/>
         <w:t xml:space="preserve">2506–2537. </w:t>
       </w:r>
-      <w:hyperlink r:id="rId36">
+      <w:hyperlink r:id="rId39">
         <w:r>
           <w:rPr>
             <w:rStyle w:val="InternetLink"/>
@@ -5117,7 +5746,7 @@
         <w:rPr/>
         <w:t xml:space="preserve">, 26740. </w:t>
       </w:r>
-      <w:hyperlink r:id="rId37">
+      <w:hyperlink r:id="rId40">
         <w:r>
           <w:rPr>
             <w:rStyle w:val="InternetLink"/>
@@ -5173,7 +5802,7 @@
         <w:rPr/>
         <w:t xml:space="preserve">, 273. </w:t>
       </w:r>
-      <w:hyperlink r:id="rId38">
+      <w:hyperlink r:id="rId41">
         <w:r>
           <w:rPr>
             <w:rStyle w:val="InternetLink"/>
@@ -5229,7 +5858,7 @@
         <w:rPr/>
         <w:t xml:space="preserve">, 2472–2491. </w:t>
       </w:r>
-      <w:hyperlink r:id="rId39">
+      <w:hyperlink r:id="rId42">
         <w:r>
           <w:rPr>
             <w:rStyle w:val="InternetLink"/>
@@ -5285,7 +5914,7 @@
         <w:rPr/>
         <w:t xml:space="preserve">, 124901. </w:t>
       </w:r>
-      <w:hyperlink r:id="rId40">
+      <w:hyperlink r:id="rId43">
         <w:r>
           <w:rPr>
             <w:rStyle w:val="InternetLink"/>
@@ -5345,7 +5974,7 @@
         <w:rPr/>
         <w:t xml:space="preserve">, 102215. </w:t>
       </w:r>
-      <w:hyperlink r:id="rId41">
+      <w:hyperlink r:id="rId44">
         <w:r>
           <w:rPr>
             <w:rStyle w:val="InternetLink"/>
@@ -5379,7 +6008,7 @@
         <w:rPr/>
         <w:t xml:space="preserve">, 2025, 6, 64. </w:t>
       </w:r>
-      <w:hyperlink r:id="rId42">
+      <w:hyperlink r:id="rId45">
         <w:r>
           <w:rPr>
             <w:rStyle w:val="InternetLink"/>
@@ -5435,7 +6064,7 @@
         <w:rPr/>
         <w:t xml:space="preserve">, e2019WR026793. </w:t>
       </w:r>
-      <w:hyperlink r:id="rId43">
+      <w:hyperlink r:id="rId46">
         <w:r>
           <w:rPr>
             <w:rStyle w:val="InternetLink"/>
@@ -5458,7 +6087,7 @@
         <w:rPr/>
         <w:t xml:space="preserve">Zealand, C.M.; Burn, D.H.; Simonovic, S.P. Short term streamflow forecasting using artificial neural networks. J. Hydrol. 1999, 214, 32–48. </w:t>
       </w:r>
-      <w:hyperlink r:id="rId44">
+      <w:hyperlink r:id="rId47">
         <w:r>
           <w:rPr>
             <w:rStyle w:val="InternetLink"/>
@@ -5503,7 +6132,7 @@
         <w:rPr/>
         <w:t xml:space="preserve">, 628. </w:t>
       </w:r>
-      <w:hyperlink r:id="rId45">
+      <w:hyperlink r:id="rId48">
         <w:r>
           <w:rPr>
             <w:rStyle w:val="InternetLink"/>
@@ -5559,7 +6188,7 @@
         <w:rPr/>
         <w:t xml:space="preserve">, 1801–1812. </w:t>
       </w:r>
-      <w:hyperlink r:id="rId46">
+      <w:hyperlink r:id="rId49">
         <w:r>
           <w:rPr>
             <w:rStyle w:val="InternetLink"/>
@@ -5615,7 +6244,7 @@
         <w:rPr/>
         <w:t xml:space="preserve">, 5449–5472, </w:t>
       </w:r>
-      <w:hyperlink r:id="rId47">
+      <w:hyperlink r:id="rId50">
         <w:r>
           <w:rPr>
             <w:rStyle w:val="InternetLink"/>
@@ -5675,7 +6304,7 @@
         <w:rPr/>
         <w:t xml:space="preserve">, 907. </w:t>
       </w:r>
-      <w:hyperlink r:id="rId48">
+      <w:hyperlink r:id="rId51">
         <w:r>
           <w:rPr>
             <w:rStyle w:val="InternetLink"/>
@@ -5731,7 +6360,7 @@
         <w:rPr/>
         <w:t xml:space="preserve">, 275–298. </w:t>
       </w:r>
-      <w:hyperlink r:id="rId49">
+      <w:hyperlink r:id="rId52">
         <w:r>
           <w:rPr>
             <w:rStyle w:val="InternetLink"/>
@@ -5787,7 +6416,7 @@
         <w:rPr/>
         <w:t xml:space="preserve">, 127515. </w:t>
       </w:r>
-      <w:hyperlink r:id="rId50">
+      <w:hyperlink r:id="rId53">
         <w:r>
           <w:rPr>
             <w:rStyle w:val="InternetLink"/>
@@ -5847,7 +6476,7 @@
         <w:rPr/>
         <w:t xml:space="preserve">, 168. </w:t>
       </w:r>
-      <w:hyperlink r:id="rId51">
+      <w:hyperlink r:id="rId54">
         <w:r>
           <w:rPr>
             <w:rStyle w:val="InternetLink"/>
@@ -5903,7 +6532,7 @@
         <w:rPr/>
         <w:t xml:space="preserve">, 2494-2515. </w:t>
       </w:r>
-      <w:hyperlink r:id="rId52">
+      <w:hyperlink r:id="rId55">
         <w:r>
           <w:rPr>
             <w:rStyle w:val="InternetLink"/>
@@ -5959,7 +6588,7 @@
         <w:rPr/>
         <w:t xml:space="preserve">, 99. </w:t>
       </w:r>
-      <w:hyperlink r:id="rId53">
+      <w:hyperlink r:id="rId56">
         <w:r>
           <w:rPr>
             <w:rStyle w:val="InternetLink"/>
@@ -6015,7 +6644,7 @@
         <w:rPr/>
         <w:t xml:space="preserve">, 2997–3015. </w:t>
       </w:r>
-      <w:hyperlink r:id="rId54">
+      <w:hyperlink r:id="rId57">
         <w:r>
           <w:rPr>
             <w:rStyle w:val="InternetLink"/>
@@ -6075,7 +6704,7 @@
         <w:rPr/>
         <w:t xml:space="preserve">, 593–609. </w:t>
       </w:r>
-      <w:hyperlink r:id="rId55">
+      <w:hyperlink r:id="rId58">
         <w:r>
           <w:rPr>
             <w:rStyle w:val="InternetLink"/>
@@ -6179,7 +6808,7 @@
         <w:rPr/>
         <w:t xml:space="preserve">, 2572. </w:t>
       </w:r>
-      <w:hyperlink r:id="rId56">
+      <w:hyperlink r:id="rId59">
         <w:r>
           <w:rPr>
             <w:rStyle w:val="InternetLink"/>
@@ -6235,7 +6864,7 @@
         <w:rPr/>
         <w:t xml:space="preserve">, 71–92. </w:t>
       </w:r>
-      <w:hyperlink r:id="rId57">
+      <w:hyperlink r:id="rId60">
         <w:r>
           <w:rPr>
             <w:rStyle w:val="InternetLink"/>
@@ -6287,7 +6916,7 @@
         <w:rPr/>
         <w:t xml:space="preserve">, 4053–4076 (2023). </w:t>
       </w:r>
-      <w:hyperlink r:id="rId58">
+      <w:hyperlink r:id="rId61">
         <w:r>
           <w:rPr>
             <w:rStyle w:val="InternetLink"/>
@@ -6343,7 +6972,7 @@
         <w:rPr/>
         <w:t xml:space="preserve">, 2420. </w:t>
       </w:r>
-      <w:hyperlink r:id="rId59">
+      <w:hyperlink r:id="rId62">
         <w:r>
           <w:rPr>
             <w:rStyle w:val="InternetLink"/>
@@ -6399,7 +7028,7 @@
         <w:rPr/>
         <w:t xml:space="preserve">, 1387. </w:t>
       </w:r>
-      <w:hyperlink r:id="rId60">
+      <w:hyperlink r:id="rId63">
         <w:r>
           <w:rPr>
             <w:rStyle w:val="InternetLink"/>
@@ -6455,7 +7084,7 @@
         <w:rPr/>
         <w:t xml:space="preserve">, 2066-2091. </w:t>
       </w:r>
-      <w:hyperlink r:id="rId61">
+      <w:hyperlink r:id="rId64">
         <w:r>
           <w:rPr>
             <w:rStyle w:val="InternetLink"/>
@@ -6511,7 +7140,7 @@
         <w:rPr/>
         <w:t xml:space="preserve">, 133323. </w:t>
       </w:r>
-      <w:hyperlink r:id="rId62">
+      <w:hyperlink r:id="rId65">
         <w:r>
           <w:rPr>
             <w:rStyle w:val="InternetLink"/>
@@ -6578,7 +7207,7 @@
         </w:rPr>
         <w:t xml:space="preserve">, 562–572. </w:t>
       </w:r>
-      <w:hyperlink r:id="rId63">
+      <w:hyperlink r:id="rId66">
         <w:r>
           <w:rPr>
             <w:rStyle w:val="InternetLink"/>
@@ -6683,7 +7312,7 @@
         <w:rPr/>
         <w:t xml:space="preserve">, 194. </w:t>
       </w:r>
-      <w:hyperlink r:id="rId64">
+      <w:hyperlink r:id="rId67">
         <w:r>
           <w:rPr>
             <w:rStyle w:val="InternetLink"/>
@@ -6728,7 +7357,7 @@
         <w:rPr/>
         <w:t xml:space="preserve">95–101. </w:t>
       </w:r>
-      <w:hyperlink r:id="rId65">
+      <w:hyperlink r:id="rId68">
         <w:r>
           <w:rPr>
             <w:rStyle w:val="InternetLink"/>
@@ -6784,7 +7413,7 @@
         <w:rPr/>
         <w:t xml:space="preserve">, 356. </w:t>
       </w:r>
-      <w:hyperlink r:id="rId66">
+      <w:hyperlink r:id="rId69">
         <w:r>
           <w:rPr>
             <w:rStyle w:val="InternetLink"/>
@@ -6840,7 +7469,7 @@
         <w:rPr/>
         <w:t xml:space="preserve">, 449–462. </w:t>
       </w:r>
-      <w:hyperlink r:id="rId67">
+      <w:hyperlink r:id="rId70">
         <w:r>
           <w:rPr>
             <w:rStyle w:val="InternetLink"/>
@@ -6896,7 +7525,7 @@
         <w:rPr/>
         <w:t xml:space="preserve">, 5–32. </w:t>
       </w:r>
-      <w:hyperlink r:id="rId68">
+      <w:hyperlink r:id="rId71">
         <w:r>
           <w:rPr>
             <w:rStyle w:val="InternetLink"/>
@@ -6956,7 +7585,7 @@
         <w:rPr/>
         <w:t xml:space="preserve">, 910. </w:t>
       </w:r>
-      <w:hyperlink r:id="rId69">
+      <w:hyperlink r:id="rId72">
         <w:r>
           <w:rPr>
             <w:rStyle w:val="InternetLink"/>
@@ -7016,7 +7645,7 @@
         <w:rPr/>
         <w:t xml:space="preserve">, 829–844. </w:t>
       </w:r>
-      <w:hyperlink r:id="rId70">
+      <w:hyperlink r:id="rId73">
         <w:r>
           <w:rPr>
             <w:rStyle w:val="InternetLink"/>
@@ -7039,7 +7668,7 @@
         <w:rPr/>
         <w:t xml:space="preserve">Chen, T., &amp;amp; Guestrin, C. (2016). XGBoost: A scalable tree boosting system. In Proceedings of the 22nd ACM SIGKDD International Conference on Knowledge Discovery and Data Mining, San Francisko, California, USA, (13–17 August 2016) </w:t>
       </w:r>
-      <w:hyperlink r:id="rId71">
+      <w:hyperlink r:id="rId74">
         <w:r>
           <w:rPr>
             <w:rStyle w:val="InternetLink"/>
@@ -7125,7 +7754,7 @@
         <w:rPr/>
         <w:t xml:space="preserve">Yu, T-K.; Chang, I-C.; Chen, S-D.; Chen, H-L.; Yu, T-Y. Predicting potential soil and groundwater contamination risks from gas stations using three machine learning models (XGBoost, LightGBM, and Random Forest). Process Saf. Environ. Prot. 2025, 199, 107249. </w:t>
       </w:r>
-      <w:hyperlink r:id="rId72">
+      <w:hyperlink r:id="rId75">
         <w:r>
           <w:rPr>
             <w:rStyle w:val="InternetLink"/>
@@ -7229,7 +7858,7 @@
         <w:rPr/>
         <w:t xml:space="preserve">, 6005–6022. </w:t>
       </w:r>
-      <w:hyperlink r:id="rId73">
+      <w:hyperlink r:id="rId76">
         <w:r>
           <w:rPr>
             <w:rStyle w:val="InternetLink"/>
@@ -7285,7 +7914,7 @@
         <w:rPr/>
         <w:t xml:space="preserve">, 8558–8593. </w:t>
       </w:r>
-      <w:hyperlink r:id="rId74">
+      <w:hyperlink r:id="rId77">
         <w:r>
           <w:rPr>
             <w:rStyle w:val="InternetLink"/>
@@ -7389,7 +8018,7 @@
         <w:rPr/>
         <w:t xml:space="preserve">, e2020WR028091. </w:t>
       </w:r>
-      <w:hyperlink r:id="rId75">
+      <w:hyperlink r:id="rId78">
         <w:r>
           <w:rPr>
             <w:rStyle w:val="InternetLink"/>
@@ -7445,7 +8074,7 @@
         <w:rPr/>
         <w:t xml:space="preserve">, 777. </w:t>
       </w:r>
-      <w:hyperlink r:id="rId76">
+      <w:hyperlink r:id="rId79">
         <w:r>
           <w:rPr>
             <w:rStyle w:val="InternetLink"/>
@@ -7512,7 +8141,7 @@
         </w:rPr>
         <w:t xml:space="preserve">, 1141–1158. </w:t>
       </w:r>
-      <w:hyperlink r:id="rId77">
+      <w:hyperlink r:id="rId80">
         <w:r>
           <w:rPr>
             <w:rStyle w:val="InternetLink"/>
@@ -7569,7 +8198,7 @@
         <w:rPr/>
         <w:t xml:space="preserve">, 5973–5989. </w:t>
       </w:r>
-      <w:hyperlink r:id="rId78">
+      <w:hyperlink r:id="rId81">
         <w:r>
           <w:rPr>
             <w:rStyle w:val="InternetLink"/>
@@ -7625,7 +8254,7 @@
         <w:rPr/>
         <w:t xml:space="preserve">, 125376. </w:t>
       </w:r>
-      <w:hyperlink r:id="rId79">
+      <w:hyperlink r:id="rId82">
         <w:r>
           <w:rPr>
             <w:rStyle w:val="InternetLink"/>
@@ -7681,7 +8310,7 @@
         <w:rPr/>
         <w:t xml:space="preserve">, 4973–4990. </w:t>
       </w:r>
-      <w:hyperlink r:id="rId80">
+      <w:hyperlink r:id="rId83">
         <w:r>
           <w:rPr>
             <w:rStyle w:val="InternetLink"/>
@@ -7737,7 +8366,7 @@
         <w:rPr/>
         <w:t xml:space="preserve">, e2019WR025924. </w:t>
       </w:r>
-      <w:hyperlink r:id="rId81">
+      <w:hyperlink r:id="rId84">
         <w:r>
           <w:rPr>
             <w:rStyle w:val="InternetLink"/>
@@ -7793,7 +8422,7 @@
         <w:rPr/>
         <w:t xml:space="preserve">, 4947–4966, </w:t>
       </w:r>
-      <w:hyperlink r:id="rId82">
+      <w:hyperlink r:id="rId85">
         <w:r>
           <w:rPr>
             <w:rStyle w:val="InternetLink"/>
@@ -7849,7 +8478,7 @@
         <w:rPr/>
         <w:t xml:space="preserve">, 4323–4331, </w:t>
       </w:r>
-      <w:hyperlink r:id="rId83">
+      <w:hyperlink r:id="rId86">
         <w:r>
           <w:rPr>
             <w:rStyle w:val="InternetLink"/>
@@ -7870,30 +8499,40 @@
           <w:numId w:val="64"/>
         </w:numPr>
         <w:ind w:left="425" w:hanging="425"/>
-        <w:rPr/>
-      </w:pPr>
-      <w:r>
-        <w:rPr/>
+        <w:rPr>
+          <w:color w:val="FF0000"/>
+        </w:rPr>
+      </w:pPr>
+      <w:r>
+        <w:rPr>
+          <w:color w:val="FF0000"/>
+        </w:rPr>
         <w:t xml:space="preserve">Krysanova, V., &amp; Arnold, J. G. (2008). Advances in ecohydrological modelling with SWAT—a review. </w:t>
       </w:r>
       <w:r>
         <w:rPr>
           <w:i/>
+          <w:color w:val="FF0000"/>
         </w:rPr>
         <w:t>Hydrological Sciences Journal</w:t>
       </w:r>
       <w:r>
-        <w:rPr/>
+        <w:rPr>
+          <w:color w:val="FF0000"/>
+        </w:rPr>
         <w:t xml:space="preserve">, </w:t>
       </w:r>
       <w:r>
         <w:rPr>
           <w:i/>
+          <w:color w:val="FF0000"/>
         </w:rPr>
         <w:t>53</w:t>
       </w:r>
       <w:r>
-        <w:rPr/>
+        <w:rPr>
+          <w:color w:val="FF0000"/>
+        </w:rPr>
         <w:t>(5), 939-947.</w:t>
       </w:r>
     </w:p>
@@ -7905,30 +8544,40 @@
           <w:numId w:val="65"/>
         </w:numPr>
         <w:ind w:left="425" w:hanging="425"/>
-        <w:rPr/>
-      </w:pPr>
-      <w:r>
-        <w:rPr/>
+        <w:rPr>
+          <w:color w:val="FF0000"/>
+        </w:rPr>
+      </w:pPr>
+      <w:r>
+        <w:rPr>
+          <w:color w:val="FF0000"/>
+        </w:rPr>
         <w:t xml:space="preserve">Bizuneh, B. B., Moges, M. A., Sinshaw, B. G., &amp; Kerebih, M. S. (2021). SWAT and HBV models’ response to streamflow estimation in the upper Blue Nile Basin, Ethiopia. </w:t>
       </w:r>
       <w:r>
         <w:rPr>
           <w:i/>
+          <w:color w:val="FF0000"/>
         </w:rPr>
         <w:t>Water-Energy Nexus</w:t>
       </w:r>
       <w:r>
-        <w:rPr/>
+        <w:rPr>
+          <w:color w:val="FF0000"/>
+        </w:rPr>
         <w:t xml:space="preserve">, </w:t>
       </w:r>
       <w:r>
         <w:rPr>
           <w:i/>
+          <w:color w:val="FF0000"/>
         </w:rPr>
         <w:t>4</w:t>
       </w:r>
       <w:r>
-        <w:rPr/>
+        <w:rPr>
+          <w:color w:val="FF0000"/>
+        </w:rPr>
         <w:t>, 41-53.</w:t>
       </w:r>
     </w:p>
@@ -7940,31 +8589,111 @@
           <w:numId w:val="66"/>
         </w:numPr>
         <w:ind w:left="425" w:hanging="425"/>
-        <w:rPr/>
-      </w:pPr>
-      <w:r>
-        <w:rPr/>
+        <w:rPr>
+          <w:color w:val="FF0000"/>
+        </w:rPr>
+      </w:pPr>
+      <w:r>
+        <w:rPr>
+          <w:color w:val="FF0000"/>
+        </w:rPr>
         <w:t xml:space="preserve">Simonov, Y. A., Semenova, N. K., &amp; Khristoforov, A. V. (2021). Short-range streamflow forecasting of the Kama River Based on the HBV model application. </w:t>
       </w:r>
       <w:r>
         <w:rPr>
           <w:i/>
+          <w:color w:val="FF0000"/>
         </w:rPr>
         <w:t>Russian Meteorology and Hydrology</w:t>
       </w:r>
       <w:r>
-        <w:rPr/>
+        <w:rPr>
+          <w:color w:val="FF0000"/>
+        </w:rPr>
         <w:t xml:space="preserve">, </w:t>
       </w:r>
       <w:r>
         <w:rPr>
           <w:i/>
+          <w:color w:val="FF0000"/>
         </w:rPr>
         <w:t>46</w:t>
       </w:r>
       <w:r>
-        <w:rPr/>
-        <w:t>(6), 388-395.</w:t>
+        <w:rPr>
+          <w:color w:val="FF0000"/>
+        </w:rPr>
+        <w:t>(6), 388-39</w:t>
+      </w:r>
+      <w:r>
+        <w:rPr>
+          <w:color w:val="FF0000"/>
+        </w:rPr>
+        <w:t xml:space="preserve">5. </w:t>
+      </w:r>
+    </w:p>
+    <w:p>
+      <w:pPr>
+        <w:pStyle w:val="MDPI81references"/>
+        <w:numPr>
+          <w:ilvl w:val="0"/>
+          <w:numId w:val="67"/>
+        </w:numPr>
+        <w:ind w:left="425" w:hanging="425"/>
+        <w:rPr>
+          <w:color w:val="FF0000"/>
+        </w:rPr>
+      </w:pPr>
+      <w:r>
+        <w:rPr>
+          <w:color w:val="FF0000"/>
+        </w:rPr>
+        <w:t xml:space="preserve">Williams, G. P. (2025). Friends Don’t Let Friends use Nash-Sutcliffe Efficiency (NSE) or KGE for Hydrologic Model Accuracy Evaluation: A rant with data and suggestions for better practice. </w:t>
+      </w:r>
+      <w:r>
+        <w:rPr>
+          <w:i/>
+          <w:color w:val="FF0000"/>
+        </w:rPr>
+        <w:t>Environmental Modelling &amp; Software</w:t>
+      </w:r>
+      <w:r>
+        <w:rPr>
+          <w:color w:val="FF0000"/>
+        </w:rPr>
+        <w:t>, 106665.</w:t>
+      </w:r>
+    </w:p>
+    <w:p>
+      <w:pPr>
+        <w:pStyle w:val="MDPI81references"/>
+        <w:numPr>
+          <w:ilvl w:val="0"/>
+          <w:numId w:val="68"/>
+        </w:numPr>
+        <w:ind w:left="425" w:hanging="425"/>
+        <w:rPr>
+          <w:color w:val="FF0000"/>
+        </w:rPr>
+      </w:pPr>
+      <w:r>
+        <w:rPr>
+          <w:color w:val="FF0000"/>
+        </w:rPr>
+        <w:t xml:space="preserve">Xu, F., Uszkoreit, H., Du, Y., Fan, W., Zhao, D., &amp; Zhu, J. (2019, September). Explainable AI: A brief survey on history, research areas, approaches and challenges. In </w:t>
+      </w:r>
+      <w:r>
+        <w:rPr>
+          <w:i/>
+          <w:color w:val="FF0000"/>
+        </w:rPr>
+        <w:t>CCF international conference on natural language processing and Chinese computing</w:t>
+      </w:r>
+      <w:r>
+        <w:rPr>
+          <w:color w:val="FF0000"/>
+        </w:rPr>
+        <w:t xml:space="preserve"> (pp. 563-574). Cham: Springer International Publishing.</w:t>
       </w:r>
     </w:p>
     <w:p>
@@ -7993,12 +8722,12 @@
       </w:r>
     </w:p>
     <w:sectPr>
-      <w:headerReference w:type="even" r:id="rId84"/>
-      <w:headerReference w:type="default" r:id="rId85"/>
-      <w:headerReference w:type="first" r:id="rId86"/>
-      <w:footerReference w:type="even" r:id="rId87"/>
-      <w:footerReference w:type="default" r:id="rId88"/>
-      <w:footerReference w:type="first" r:id="rId89"/>
+      <w:headerReference w:type="even" r:id="rId87"/>
+      <w:headerReference w:type="default" r:id="rId88"/>
+      <w:headerReference w:type="first" r:id="rId89"/>
+      <w:footerReference w:type="even" r:id="rId90"/>
+      <w:footerReference w:type="default" r:id="rId91"/>
+      <w:footerReference w:type="first" r:id="rId92"/>
       <w:type w:val="nextPage"/>
       <w:pgSz w:w="11906" w:h="16838"/>
       <w:pgMar w:left="720" w:right="720" w:gutter="0" w:header="720" w:top="1417" w:footer="612" w:bottom="907"/>
@@ -8243,7 +8972,7 @@
       <w:rPr>
         <w:sz w:val="16"/>
       </w:rPr>
-      <w:t>23</w:t>
+      <w:t>25</w:t>
     </w:r>
     <w:r>
       <w:rPr>
@@ -8279,7 +9008,7 @@
       <w:rPr>
         <w:sz w:val="16"/>
       </w:rPr>
-      <w:t>23</w:t>
+      <w:t>25</w:t>
     </w:r>
     <w:r>
       <w:rPr>
@@ -9572,6 +10301,12 @@
     <w:abstractNumId w:val="6"/>
   </w:num>
   <w:num w:numId="66">
+    <w:abstractNumId w:val="6"/>
+  </w:num>
+  <w:num w:numId="67">
+    <w:abstractNumId w:val="6"/>
+  </w:num>
+  <w:num w:numId="68">
     <w:abstractNumId w:val="6"/>
   </w:num>
 </w:numbering>
@@ -11318,6 +12053,29 @@
       <w:szCs w:val="12"/>
     </w:rPr>
   </w:style>
+  <w:style w:type="paragraph" w:styleId="TableContents">
+    <w:name w:val="Table Contents"/>
+    <w:basedOn w:val="Normal"/>
+    <w:qFormat/>
+    <w:pPr>
+      <w:widowControl w:val="false"/>
+      <w:suppressLineNumbers/>
+    </w:pPr>
+    <w:rPr/>
+  </w:style>
+  <w:style w:type="paragraph" w:styleId="TableHeading">
+    <w:name w:val="Table Heading"/>
+    <w:basedOn w:val="TableContents"/>
+    <w:qFormat/>
+    <w:pPr>
+      <w:suppressLineNumbers/>
+      <w:jc w:val="center"/>
+    </w:pPr>
+    <w:rPr>
+      <w:b/>
+      <w:bCs/>
+    </w:rPr>
+  </w:style>
   <w:style w:type="numbering" w:styleId="NoList" w:default="1">
     <w:name w:val="No List"/>
     <w:uiPriority w:val="99"/>
@@ -12723,7 +13481,7 @@
   <dgm:whole/>
   <dgm:extLst>
     <a:ext uri="http://schemas.microsoft.com/office/drawing/2008/diagram">
-      <dsp:dataModelExt xmlns:dsp="http://schemas.microsoft.com/office/drawing/2008/diagram" relId="rId20" minVer="http://schemas.openxmlformats.org/drawingml/2006/diagram"/>
+      <dsp:dataModelExt xmlns:dsp="http://schemas.microsoft.com/office/drawing/2008/diagram" relId="rId23" minVer="http://schemas.openxmlformats.org/drawingml/2006/diagram"/>
     </a:ext>
   </dgm:extLst>
 </dgm:dataModel>
